--- a/agriq/paper/main.docx
+++ b/agriq/paper/main.docx
@@ -91,7 +91,7 @@
         <w:rPr>
           <w:sz w:val="20"/>
         </w:rPr>
-        <w:t>Crop planning is an allocation problem constrained by a market signal no individual farmer can observe. A farmer plants on last season's prices without knowing what the neighbours intend; when many independently converge on the same profitable crop, the combined harvest depresses its price. Every decision is individually rational and the aggregate outcome is a collective loss, a coordination failure that bites hardest for perishables, which cannot be stored until prices recover [ref. pending]. Recent crop-planning models therefore treat market absorption as a binding constraint rather than assuming prices are exogenous to the plan [1, 2].</w:t>
+        <w:t>Crop planning is an allocation problem constrained by a market signal no individual farmer can observe. A farmer plants on last season's prices without knowing what the neighbours intend; when many independently converge on the same profitable crop, the combined harvest depresses its price. Every decision is individually rational and the aggregate outcome is a collective loss, a coordination failure that bites hardest where output cannot be held back until prices recover. Producer prices in Palestine move sharply year to year: across 2010–2023 the largest single-year change in the FAOSTAT series [1] ranges from 14% for wheat to 60% for oranges, and the two crops in our set that store well, wheat and olives, sit at the bottom of that range at 14% and 23%. Recent crop-planning models therefore treat market absorption as a binding constraint rather than assuming prices are exogenous to the plan [2, 3].</w:t>
       </w:r>
     </w:p>
     <w:p>
@@ -104,7 +104,7 @@
         <w:rPr>
           <w:sz w:val="20"/>
         </w:rPr>
-        <w:t>Allocating P parcels among C crops admits C^P candidate assignments and does not decompose: because revenue depends on aggregate production, the best crop for one parcel depends on the choices made for all the others. Problems of this form map onto quadratic unconstrained binary optimisation (QUBO) [3, 4], the input format shared by quantum annealers and by a growing family of quantum-inspired classical solvers. Among the latter, simulated bifurcation (SB) [5] integrates the classical Hamiltonian dynamics of nonlinear oscillators. All variables update simultaneously, so SB parallelises where sequential methods such as simulated annealing [6] cannot, and it has cut time-to-solution substantially against annealing hardware on large benchmarks [7].</w:t>
+        <w:t>Allocating P parcels among C crops admits C^P candidate assignments and does not decompose: because revenue depends on aggregate production, the best crop for one parcel depends on the choices made for all the others. Problems of this form map onto quadratic unconstrained binary optimisation (QUBO) [4, 5], the input format shared by quantum annealers and by a growing family of quantum-inspired classical solvers. Among the latter, simulated bifurcation (SB) [6] integrates the classical Hamiltonian dynamics of nonlinear oscillators. All variables update simultaneously, so SB parallelises where sequential methods such as simulated annealing [7] cannot, and it has cut time-to-solution substantially against annealing hardware on large benchmarks [8].</w:t>
       </w:r>
     </w:p>
     <w:p>
@@ -117,7 +117,7 @@
         <w:rPr>
           <w:sz w:val="20"/>
         </w:rPr>
-        <w:t>Passing a discrete allocation problem to any such solver first requires an encoding: a representation of each parcel's crop choice in binary variables, together with a mechanism enforcing that exactly one crop is selected. One-hot encoding imposes this through a quadratic penalty over all pairs of binaries within a parcel. Domain-wall encoding [8] instead constrains a chain of binaries to be non-increasing, replacing the dense per-parcel penalty with a local penalty between adjacent binaries. Encoding is ordinarily treated as an implementation detail, subordinate to the choice of solver. On the instance studied here it is not: it decides whether the quantum-inspired solver returns a usable plan at all.</w:t>
+        <w:t>Passing a discrete allocation problem to any such solver first requires an encoding: a representation of each parcel's crop choice in binary variables, together with a mechanism enforcing that exactly one crop is selected. One-hot encoding imposes this through a quadratic penalty over all pairs of binaries within a parcel. Domain-wall encoding [9] instead constrains a chain of binaries to be non-increasing, replacing the dense per-parcel penalty with a local penalty between adjacent binaries. Encoding is ordinarily treated as an implementation detail, subordinate to the choice of solver. On the instance studied here it is not: it decides whether the quantum-inspired solver returns a usable plan at all.</w:t>
       </w:r>
     </w:p>
     <w:p>
@@ -195,7 +195,7 @@
         <w:rPr>
           <w:sz w:val="20"/>
         </w:rPr>
-        <w:t>Random Forest, an ensemble of bagged decision trees, remains a strong baseline for tabular agricultural data because it absorbs nonlinear, heterogeneous features without extensive preprocessing [9]. Dey et al. [10] reached classification accuracy above 99% for crop recommendation with XGBoost on soil and climatic features, but their pipeline stops at suitability: with no forecasting or allocation stage, a crop flagged suitable may still be a poor choice if the market is saturated. Saha et al. [11] combined satellite land mapping, machine-learning crop and yield prediction above 95% accuracy, and irrigation control; their LSTM forecasts vegetation area rather than prices, so it cannot signal oversupply before it occurs.</w:t>
+        <w:t>Random Forest, an ensemble of bagged decision trees, remains a strong baseline for tabular agricultural data because it absorbs nonlinear, heterogeneous features without extensive preprocessing [10]. Dey et al. [11] reached classification accuracy above 99% for crop recommendation with XGBoost on soil and climatic features, but their pipeline stops at suitability: with no forecasting or allocation stage, a crop flagged suitable may still be a poor choice if the market is saturated. Saha et al. [12] combined satellite land mapping, machine-learning crop and yield prediction above 95% accuracy, and irrigation control; their LSTM forecasts vegetation area rather than prices, so it cannot signal oversupply before it occurs.</w:t>
       </w:r>
     </w:p>
     <w:p>
@@ -208,7 +208,7 @@
         <w:rPr>
           <w:sz w:val="20"/>
         </w:rPr>
-        <w:t>Because the allocation objective is driven by prices, the quality of the price input matters as much as the optimiser; Li et al. [1] address this by feeding neural-network forecasts into theirs. Long Short-Term Memory networks [12] are widely applied to agricultural price series for the same purpose. Their benefit is sensitive to record length, and a governorate-level history offers only a few decades of annual observations per crop. Whether a learned forecaster improves on a naive baseline at this data scale is an empirical question rather than a given, and we treat it as one.</w:t>
+        <w:t>Because the allocation objective is driven by prices, the quality of the price input matters as much as the optimiser; Li et al. [2] address this by feeding neural-network forecasts into theirs. Long Short-Term Memory networks [13] are widely applied to agricultural price series for the same purpose. Their benefit is sensitive to record length, and a governorate-level history offers only a few decades of annual observations per crop. Whether a learned forecaster improves on a naive baseline at this data scale is an empirical question rather than a given, and we treat it as one.</w:t>
       </w:r>
     </w:p>
     <w:p>
@@ -234,7 +234,7 @@
         <w:rPr>
           <w:sz w:val="20"/>
         </w:rPr>
-        <w:t>Crop allocation was traditionally posed as linear programming, but recent work treats it as a nonlinear problem integrating prediction and market effects. Li et al. [1] combined simulated annealing with a genetic algorithm across 34 plots in northern China, constraining production by regional market-absorption capacity and farm water supply, and beat standalone GA, SA, PSO and ACO by 5–10 percentage points of profit increment. Hou et al. [2] paired particle swarm optimisation with simulated annealing and Monte Carlo simulation, lowering prices when production exceeds demand, and raised expected profit by 12.6% over a baseline PSO.</w:t>
+        <w:t>Crop allocation was traditionally posed as linear programming, but recent work treats it as a nonlinear problem integrating prediction and market effects. Li et al. [2] combined simulated annealing with a genetic algorithm across 34 plots in northern China, constraining production by regional market-absorption capacity and farm water supply, and beat standalone GA, SA, PSO and ACO by 5–10 percentage points of profit increment. Hou et al. [3] paired particle swarm optimisation with simulated annealing and Monte Carlo simulation, lowering prices when production exceeds demand, and raised expected profit by 12.6% over a baseline PSO.</w:t>
       </w:r>
     </w:p>
     <w:p>
@@ -247,7 +247,7 @@
         <w:rPr>
           <w:sz w:val="20"/>
         </w:rPr>
-        <w:t>Quantum-inspired approaches offer a different route. Zeng et al. [7] benchmarked quantum-annealing-inspired algorithms against a D-Wave annealer on Max-Cut instances of up to 20,000 nodes: ballistic SB cut time-to-solution nearly fifty-fold on small and Chimera-structured graphs, and discrete SB was fastest on large ones. On dense QUBO instances, Kim et al. [13] found a hybrid quantum-annealing solver roughly 6,561× faster than the best classical solver. Within agriculture, Verma et al. [14] paired a quantum convolutional network with QAOA and reported speed-ups of up to 3.5×.</w:t>
+        <w:t>Quantum-inspired approaches offer a different route. Zeng et al. [8] benchmarked quantum-annealing-inspired algorithms against a D-Wave annealer on Max-Cut instances of up to 20,000 nodes: ballistic SB cut time-to-solution nearly fifty-fold on small and Chimera-structured graphs, and discrete SB was fastest on large ones. On dense QUBO instances, Kim et al. [14] found a hybrid quantum-annealing solver roughly 6,561× faster than the best classical solver. Within agriculture, Verma et al. [15] paired a quantum convolutional network with QAOA and reported speed-ups of up to 3.5×.</w:t>
       </w:r>
     </w:p>
     <w:p>
@@ -260,7 +260,7 @@
         <w:rPr>
           <w:sz w:val="20"/>
         </w:rPr>
-        <w:t>Encoding has been studied separately from solvers. Chen et al. [15] compared domain-wall against one-hot on D-Wave annealing hardware across three problems and found domain-wall superior on every metric, with none favouring one-hot. Berwald et al. [16] proved domain-wall optimal in binaries per discrete variable, showed its dynamics freeze later on hardware, and conjectured that the advantage extends to gate-model and quantum-inspired algorithms.</w:t>
+        <w:t>Encoding has been studied separately from solvers. Chen et al. [16] compared domain-wall against one-hot on D-Wave annealing hardware across three problems and found domain-wall superior on every metric, with none favouring one-hot. Berwald et al. [17] proved domain-wall optimal in binaries per discrete variable, showed its dynamics freeze later on hardware, and conjectured that the advantage extends to gate-model and quantum-inspired algorithms.</w:t>
       </w:r>
     </w:p>
     <w:p>
@@ -386,7 +386,7 @@
                 <w:b w:val="0"/>
                 <w:sz w:val="16"/>
               </w:rPr>
-              <w:t>Breiman [9]</w:t>
+              <w:t>Breiman [10]</w:t>
             </w:r>
           </w:p>
         </w:tc>
@@ -428,7 +428,7 @@
                 <w:b w:val="0"/>
                 <w:sz w:val="16"/>
               </w:rPr>
-              <w:t>Not agricultural; the method applied here to crop suitability</w:t>
+              <w:t>Not agricultural; the method used here for suitability</w:t>
             </w:r>
           </w:p>
         </w:tc>
@@ -471,7 +471,7 @@
                 <w:b w:val="0"/>
                 <w:sz w:val="16"/>
               </w:rPr>
-              <w:t>Schmidhuber [12]</w:t>
+              <w:t>Schmidhuber [13]</w:t>
             </w:r>
           </w:p>
         </w:tc>
@@ -513,7 +513,7 @@
                 <w:b w:val="0"/>
                 <w:sz w:val="16"/>
               </w:rPr>
-              <w:t>Not agricultural; the method applied here to price forecasting</w:t>
+              <w:t>Not agricultural; the method used here for forecasting</w:t>
             </w:r>
           </w:p>
         </w:tc>
@@ -529,7 +529,7 @@
                 <w:b w:val="0"/>
                 <w:sz w:val="16"/>
               </w:rPr>
-              <w:t>Dey et al. [10]</w:t>
+              <w:t>Dey et al. [11]</w:t>
             </w:r>
           </w:p>
         </w:tc>
@@ -571,7 +571,7 @@
                 <w:b w:val="0"/>
                 <w:sz w:val="16"/>
               </w:rPr>
-              <w:t>Suitability only; no forecasting or allocation stage</w:t>
+              <w:t>Suitability only; no forecasting or allocation</w:t>
             </w:r>
           </w:p>
         </w:tc>
@@ -600,7 +600,7 @@
                 <w:b w:val="0"/>
                 <w:sz w:val="16"/>
               </w:rPr>
-              <w:t>Saha et al. [11]</w:t>
+              <w:t>Saha et al. [12]</w:t>
             </w:r>
           </w:p>
         </w:tc>
@@ -642,7 +642,7 @@
                 <w:b w:val="0"/>
                 <w:sz w:val="16"/>
               </w:rPr>
-              <w:t>LSTM forecasts vegetation area, not prices; no allocation stage</w:t>
+              <w:t>LSTM forecasts vegetation area, not prices</w:t>
             </w:r>
           </w:p>
         </w:tc>
@@ -671,7 +671,7 @@
                 <w:b w:val="0"/>
                 <w:sz w:val="16"/>
               </w:rPr>
-              <w:t>Li et al. [1]</w:t>
+              <w:t>Li et al. [2]</w:t>
             </w:r>
           </w:p>
         </w:tc>
@@ -713,7 +713,7 @@
                 <w:b w:val="0"/>
                 <w:sz w:val="16"/>
               </w:rPr>
-              <w:t>Classical metaheuristic; no QUBO or encoding analysis</w:t>
+              <w:t>Classical; no QUBO or encoding analysis</w:t>
             </w:r>
           </w:p>
         </w:tc>
@@ -742,7 +742,7 @@
                 <w:b w:val="0"/>
                 <w:sz w:val="16"/>
               </w:rPr>
-              <w:t>Hou et al. [2]</w:t>
+              <w:t>Hou et al. [3]</w:t>
             </w:r>
           </w:p>
         </w:tc>
@@ -784,7 +784,7 @@
                 <w:b w:val="0"/>
                 <w:sz w:val="16"/>
               </w:rPr>
-              <w:t>No learned forecasts; classical metaheuristic</w:t>
+              <w:t>No learned forecasts; classical</w:t>
             </w:r>
           </w:p>
         </w:tc>
@@ -813,7 +813,7 @@
                 <w:b w:val="0"/>
                 <w:sz w:val="16"/>
               </w:rPr>
-              <w:t>Zeng et al. [7]</w:t>
+              <w:t>Zeng et al. [8]</w:t>
             </w:r>
           </w:p>
         </w:tc>
@@ -855,7 +855,7 @@
                 <w:b w:val="0"/>
                 <w:sz w:val="16"/>
               </w:rPr>
-              <w:t>Abstract Max-Cut benchmarks; compares solvers, not encodings</w:t>
+              <w:t>Abstract benchmarks; solvers, not encodings</w:t>
             </w:r>
           </w:p>
         </w:tc>
@@ -884,7 +884,7 @@
                 <w:b w:val="0"/>
                 <w:sz w:val="16"/>
               </w:rPr>
-              <w:t>Kim et al. [13]</w:t>
+              <w:t>Kim et al. [14]</w:t>
             </w:r>
           </w:p>
         </w:tc>
@@ -926,7 +926,7 @@
                 <w:b w:val="0"/>
                 <w:sz w:val="16"/>
               </w:rPr>
-              <w:t>Benchmark instances; compares solvers, not encodings</w:t>
+              <w:t>Benchmark instances; solvers, not encodings</w:t>
             </w:r>
           </w:p>
         </w:tc>
@@ -955,7 +955,7 @@
                 <w:b w:val="0"/>
                 <w:sz w:val="16"/>
               </w:rPr>
-              <w:t>Verma et al. [14]</w:t>
+              <w:t>Verma et al. [15]</w:t>
             </w:r>
           </w:p>
         </w:tc>
@@ -997,7 +997,7 @@
                 <w:b w:val="0"/>
                 <w:sz w:val="16"/>
               </w:rPr>
-              <w:t>No market-clearing prices; no encoding analysis; no SB comparison</w:t>
+              <w:t>No market-clearing prices; no encoding analysis</w:t>
             </w:r>
           </w:p>
         </w:tc>
@@ -1026,7 +1026,7 @@
                 <w:b w:val="0"/>
                 <w:sz w:val="16"/>
               </w:rPr>
-              <w:t>Chancellor [8]</w:t>
+              <w:t>Chancellor [9]</w:t>
             </w:r>
           </w:p>
         </w:tc>
@@ -1068,7 +1068,7 @@
                 <w:b w:val="0"/>
                 <w:sz w:val="16"/>
               </w:rPr>
-              <w:t>Theoretical; not evaluated on a real allocation problem</w:t>
+              <w:t>Theoretical; not evaluated on a real problem</w:t>
             </w:r>
           </w:p>
         </w:tc>
@@ -1097,7 +1097,7 @@
                 <w:b w:val="0"/>
                 <w:sz w:val="16"/>
               </w:rPr>
-              <w:t>Chen et al. [15]</w:t>
+              <w:t>Chen et al. [16]</w:t>
             </w:r>
           </w:p>
         </w:tc>
@@ -1139,7 +1139,7 @@
                 <w:b w:val="0"/>
                 <w:sz w:val="16"/>
               </w:rPr>
-              <w:t>Annealing hardware, abstract problems; one solver class and one ordering-penalty weight</w:t>
+              <w:t>Annealing hardware; one solver class, one penalty weight</w:t>
             </w:r>
           </w:p>
         </w:tc>
@@ -1168,7 +1168,7 @@
                 <w:b w:val="0"/>
                 <w:sz w:val="16"/>
               </w:rPr>
-              <w:t>Berwald et al. [16]</w:t>
+              <w:t>Berwald et al. [17]</w:t>
             </w:r>
           </w:p>
         </w:tc>
@@ -1210,7 +1210,7 @@
                 <w:b w:val="0"/>
                 <w:sz w:val="16"/>
               </w:rPr>
-              <w:t>Conjectures the extension to quantum-inspired solvers without testing it</w:t>
+              <w:t>Conjectures the extension without testing it</w:t>
             </w:r>
           </w:p>
         </w:tc>
@@ -1283,7 +1283,7 @@
         <w:rPr>
           <w:sz w:val="20"/>
         </w:rPr>
-        <w:t>All inputs are public. Parcels are OpenStreetMap land-use polygons [17]: of 941 polygons in the Jenin window, 625 have centroids outside the West Bank, and the remainder are filtered to 0.1–100 ha, leaving 174 parcels covering 1,464 ha in the Palestinian-administered class of the UN OCHA Oslo layer [18]. Climate is NASA POWER [19] for 2015–2024: 465 mm rainfall per year, 20.7^°C, 68.7% relative humidity. Jenin resolves as a single grid cell, so climate is identical across parcels and all parcel-level variation comes from soil and land use. Soil properties are SoilGrids 250 m estimates [20].</w:t>
+        <w:t>All inputs are public. Parcels are OpenStreetMap land-use polygons [18]: of 941 polygons in the Jenin window, 625 have centroids outside the West Bank, and the remainder are filtered to 0.1–100 ha, leaving 174 parcels covering 1,464 ha in the Palestinian-administered class of the UN OCHA Oslo layer [19]. Climate is NASA POWER [20] for 2015–2024 (Fig. map): 465 mm rainfall per year, 20.7^°C and 68.7% relative humidity. Jenin resolves as a single grid cell, so climate is identical across parcels and all parcel-level variation comes from soil and land use. Soil properties are SoilGrids 250 m estimates [21].</w:t>
       </w:r>
     </w:p>
     <w:p>
@@ -1296,7 +1296,60 @@
         <w:rPr>
           <w:sz w:val="20"/>
         </w:rPr>
-        <w:t>Producer prices are FAOSTAT [21] means for 2019–2023; we exclude 2024, when perishable prices rose 1.24–5.76× over 2023 while wheat (0.95×) and olives (1.10×) did not, consistent with a wartime supply shock rather than demand. Yields are FAOSTAT means for 2014–2022, rescaled to the PCBS open-field level for the northern West Bank [22]. Irrigation requirements follow FAO-56 [23]. Production cost is an assumption: a share of baseline gross revenue typical of the system type, held fixed when prices are perturbed. Table crops lists the parameters.</w:t>
+        <w:t>Producer prices are FAOSTAT [1] means for 2019–2023; we exclude 2024, when perishable prices rose 1.24–5.76× over 2023 while wheat (0.95×) and olives (1.10×) did not, consistent with a wartime supply shock rather than demand. Yields are FAOSTAT means for 2014–2022, rescaled to the PCBS open-field level for the northern West Bank [22]. Irrigation requirements follow FAO-56 [23]. Production cost is an assumption: a share of baseline gross revenue typical of the system type, held fixed when prices are perturbed. Table crops lists the parameters.</w:t>
+      </w:r>
+    </w:p>
+    <w:p>
+      <w:pPr>
+        <w:jc w:val="center"/>
+      </w:pPr>
+      <w:r>
+        <w:drawing>
+          <wp:inline xmlns:a="http://schemas.openxmlformats.org/drawingml/2006/main" xmlns:pic="http://schemas.openxmlformats.org/drawingml/2006/picture">
+            <wp:extent cx="4023360" cy="3301756"/>
+            <wp:docPr id="1" name="Picture 1"/>
+            <wp:cNvGraphicFramePr>
+              <a:graphicFrameLocks noChangeAspect="1"/>
+            </wp:cNvGraphicFramePr>
+            <a:graphic>
+              <a:graphicData uri="http://schemas.openxmlformats.org/drawingml/2006/picture">
+                <pic:pic>
+                  <pic:nvPicPr>
+                    <pic:cNvPr id="0" name="fig_map.png"/>
+                    <pic:cNvPicPr/>
+                  </pic:nvPicPr>
+                  <pic:blipFill>
+                    <a:blip r:embed="rId9"/>
+                    <a:stretch>
+                      <a:fillRect/>
+                    </a:stretch>
+                  </pic:blipFill>
+                  <pic:spPr>
+                    <a:xfrm>
+                      <a:off x="0" y="0"/>
+                      <a:ext cx="4023360" cy="3301756"/>
+                    </a:xfrm>
+                    <a:prstGeom prst="rect"/>
+                  </pic:spPr>
+                </pic:pic>
+              </a:graphicData>
+            </a:graphic>
+          </wp:inline>
+        </w:drawing>
+      </w:r>
+    </w:p>
+    <w:p>
+      <w:pPr>
+        <w:spacing w:after="200"/>
+        <w:jc w:val="center"/>
+      </w:pPr>
+      <w:r>
+        <w:rPr>
+          <w:b w:val="0"/>
+          <w:i w:val="0"/>
+          <w:sz w:val="18"/>
+        </w:rPr>
+        <w:t>Fig. 1. The 174 study parcels; marker area is proportional to parcel size. Median parcel is 1.69 ha and mean 8.41 ha, so the instance is dominated by smallholdings with a few large blocks.</w:t>
       </w:r>
     </w:p>
     <w:p>
@@ -2148,7 +2201,7 @@
         <w:rPr>
           <w:sz w:val="20"/>
         </w:rPr>
-        <w:t>A Random Forest of 300 trees [9] is trained on 2,900 rows over 29 classes: 1,900 real observations covering 19 crops from a public dataset [24], plus 1,000 rows for the ten study crops generated from FAO EcoCrop envelopes [25]. Real and synthetic rows are scored separately and never pooled. Suitability is</w:t>
+        <w:t>A Random Forest of 300 trees [10] is trained on 2,900 rows over 29 classes: 1,900 real observations covering 19 crops from a public dataset [24], plus 1,000 rows for the ten study crops generated from FAO EcoCrop envelopes [25]. Real and synthetic rows are scored separately and never pooled. Suitability is</w:t>
       </w:r>
     </w:p>
     <w:p>
@@ -2254,7 +2307,7 @@
         <w:rPr>
           <w:sz w:val="20"/>
         </w:rPr>
-        <w:t>One-hot uses C=11 binaries per parcel with penalty M(-1)², giving 1,914 variables. The penalty couples every pair of binaries within a parcel, and invalid assignments remain reachable. Domain-wall [8] uses C-1=10 binaries per parcel constrained to be non-increasing, xij=dij-di,j+1, giving 1,740 variables. It replaces the dense per-parcel penalty with a chain of nearest-neighbour ordering terms of weight Mwall; non-monotone chains remain reachable and are penalised, not forbidden. The suitability penalty is retained in both.</w:t>
+        <w:t>One-hot uses C=11 binaries per parcel with penalty M(-1)², giving 1,914 variables. The penalty couples every pair of binaries within a parcel, and invalid assignments remain reachable. Domain-wall [9] uses C-1=10 binaries per parcel constrained to be non-increasing, xij=dij-di,j+1, giving 1,740 variables. It replaces the dense per-parcel penalty with a chain of nearest-neighbour ordering terms of weight Mwall; non-monotone chains remain reachable and are penalised, not forbidden. The suitability penalty is retained in both.</w:t>
       </w:r>
     </w:p>
     <w:p>
@@ -2267,7 +2320,7 @@
         <w:rPr>
           <w:sz w:val="20"/>
         </w:rPr>
-        <w:t>Simulated annealing (SA) [6] flips single bits with incremental O(n) energy updates and geometric cooling. The incremental update matters for fairness: a naive O(n²) implementation would turn a wall-clock comparison into a measure of implementation quality. Discrete simulated bifurcation (dSB) [5] evolves positions and momenta</w:t>
+        <w:t>Simulated annealing (SA) [7] flips single bits with incremental O(n) energy updates and geometric cooling. The incremental update matters for fairness: a naive O(n²) implementation would turn a wall-clock comparison into a measure of implementation quality. Discrete simulated bifurcation (dSB) [6] evolves positions and momenta</w:t>
       </w:r>
     </w:p>
     <w:p>
@@ -2398,7 +2451,7 @@
         <w:rPr>
           <w:sz w:val="20"/>
         </w:rPr>
-        <w:t>The optimiser requires a price for each crop. To decide whether that price should be forecast or taken from recent history, we compared an LSTM [12] of 24 hidden units and 3,481 parameters against four naive baselines under walk-forward validation, with the split made before normalisation (Table lstm).</w:t>
+        <w:t>The optimiser requires a price for each crop. To decide whether that price should be forecast or taken from recent history, we compared an LSTM [13] of 24 hidden units and 3,481 parameters against four naive baselines under walk-forward validation, with the split made before normalisation (Table lstm).</w:t>
       </w:r>
     </w:p>
     <w:p>
@@ -3281,7 +3334,7 @@
         <w:drawing>
           <wp:inline xmlns:a="http://schemas.openxmlformats.org/drawingml/2006/main" xmlns:pic="http://schemas.openxmlformats.org/drawingml/2006/picture">
             <wp:extent cx="4023360" cy="2833043"/>
-            <wp:docPr id="1" name="Picture 1"/>
+            <wp:docPr id="2" name="Picture 2"/>
             <wp:cNvGraphicFramePr>
               <a:graphicFrameLocks noChangeAspect="1"/>
             </wp:cNvGraphicFramePr>
@@ -3293,7 +3346,7 @@
                     <pic:cNvPicPr/>
                   </pic:nvPicPr>
                   <pic:blipFill>
-                    <a:blip r:embed="rId9"/>
+                    <a:blip r:embed="rId10"/>
                     <a:stretch>
                       <a:fillRect/>
                     </a:stretch>
@@ -3386,7 +3439,7 @@
         <w:drawing>
           <wp:inline xmlns:a="http://schemas.openxmlformats.org/drawingml/2006/main" xmlns:pic="http://schemas.openxmlformats.org/drawingml/2006/picture">
             <wp:extent cx="4023360" cy="3149289"/>
-            <wp:docPr id="2" name="Picture 2"/>
+            <wp:docPr id="3" name="Picture 3"/>
             <wp:cNvGraphicFramePr>
               <a:graphicFrameLocks noChangeAspect="1"/>
             </wp:cNvGraphicFramePr>
@@ -3398,7 +3451,7 @@
                     <pic:cNvPicPr/>
                   </pic:nvPicPr>
                   <pic:blipFill>
-                    <a:blip r:embed="rId10"/>
+                    <a:blip r:embed="rId11"/>
                     <a:stretch>
                       <a:fillRect/>
                     </a:stretch>
@@ -3433,472 +3486,6 @@
     </w:p>
     <w:p>
       <w:pPr>
-        <w:spacing w:after="60"/>
-        <w:jc w:val="center"/>
-      </w:pPr>
-      <w:r>
-        <w:rPr>
-          <w:b/>
-          <w:i w:val="0"/>
-          <w:sz w:val="18"/>
-        </w:rPr>
-        <w:t>TABLE V. Domain-wall profit against the ordering penalty, 20 seeds</w:t>
-      </w:r>
-    </w:p>
-    <w:tbl>
-      <w:tblPr>
-        <w:tblStyle w:val="TableGrid"/>
-        <w:tblW w:type="auto" w:w="0"/>
-        <w:jc w:val="center"/>
-        <w:tblLook w:firstColumn="1" w:firstRow="1" w:lastColumn="0" w:lastRow="0" w:noHBand="0" w:noVBand="1" w:val="04A0"/>
-      </w:tblPr>
-      <w:tblGrid>
-        <w:gridCol w:w="1930"/>
-        <w:gridCol w:w="1930"/>
-        <w:gridCol w:w="1930"/>
-        <w:gridCol w:w="1930"/>
-        <w:gridCol w:w="1930"/>
-      </w:tblGrid>
-      <w:tr>
-        <w:tc>
-          <w:tcPr>
-            <w:tcW w:type="dxa" w:w="1930"/>
-          </w:tcPr>
-          <w:p>
-            <w:r>
-              <w:rPr>
-                <w:b/>
-                <w:sz w:val="16"/>
-              </w:rPr>
-              <w:t>Mwall</w:t>
-            </w:r>
-          </w:p>
-        </w:tc>
-        <w:tc>
-          <w:tcPr>
-            <w:tcW w:type="dxa" w:w="1930"/>
-          </w:tcPr>
-          <w:p>
-            <w:r>
-              <w:rPr>
-                <w:b/>
-                <w:sz w:val="16"/>
-              </w:rPr>
-              <w:t>SA (M$)</w:t>
-            </w:r>
-          </w:p>
-        </w:tc>
-        <w:tc>
-          <w:tcPr>
-            <w:tcW w:type="dxa" w:w="1930"/>
-          </w:tcPr>
-          <w:p>
-            <w:r>
-              <w:rPr>
-                <w:b/>
-                <w:sz w:val="16"/>
-              </w:rPr>
-              <w:t>invalid</w:t>
-            </w:r>
-          </w:p>
-        </w:tc>
-        <w:tc>
-          <w:tcPr>
-            <w:tcW w:type="dxa" w:w="1930"/>
-          </w:tcPr>
-          <w:p>
-            <w:r>
-              <w:rPr>
-                <w:b/>
-                <w:sz w:val="16"/>
-              </w:rPr>
-              <w:t>dSB (M$)</w:t>
-            </w:r>
-          </w:p>
-        </w:tc>
-        <w:tc>
-          <w:tcPr>
-            <w:tcW w:type="dxa" w:w="1930"/>
-          </w:tcPr>
-          <w:p>
-            <w:r>
-              <w:rPr>
-                <w:b/>
-                <w:sz w:val="16"/>
-              </w:rPr>
-              <w:t>invalid</w:t>
-            </w:r>
-          </w:p>
-        </w:tc>
-      </w:tr>
-      <w:tr>
-        <w:tc>
-          <w:tcPr>
-            <w:tcW w:type="dxa" w:w="1930"/>
-          </w:tcPr>
-          <w:p>
-            <w:r>
-              <w:rPr>
-                <w:b w:val="0"/>
-                <w:sz w:val="16"/>
-              </w:rPr>
-              <w:t>0.25</w:t>
-            </w:r>
-          </w:p>
-        </w:tc>
-        <w:tc>
-          <w:tcPr>
-            <w:tcW w:type="dxa" w:w="1930"/>
-          </w:tcPr>
-          <w:p>
-            <w:r>
-              <w:rPr>
-                <w:b w:val="0"/>
-                <w:sz w:val="16"/>
-              </w:rPr>
-              <w:t>3.43±0.57</w:t>
-            </w:r>
-          </w:p>
-        </w:tc>
-        <w:tc>
-          <w:tcPr>
-            <w:tcW w:type="dxa" w:w="1930"/>
-          </w:tcPr>
-          <w:p>
-            <w:r>
-              <w:rPr>
-                <w:b w:val="0"/>
-                <w:sz w:val="16"/>
-              </w:rPr>
-              <w:t>23.0</w:t>
-            </w:r>
-          </w:p>
-        </w:tc>
-        <w:tc>
-          <w:tcPr>
-            <w:tcW w:type="dxa" w:w="1930"/>
-          </w:tcPr>
-          <w:p>
-            <w:r>
-              <w:rPr>
-                <w:b w:val="0"/>
-                <w:sz w:val="16"/>
-              </w:rPr>
-              <w:t>3.48±0.41</w:t>
-            </w:r>
-          </w:p>
-        </w:tc>
-        <w:tc>
-          <w:tcPr>
-            <w:tcW w:type="dxa" w:w="1930"/>
-          </w:tcPr>
-          <w:p>
-            <w:r>
-              <w:rPr>
-                <w:b w:val="0"/>
-                <w:sz w:val="16"/>
-              </w:rPr>
-              <w:t>20.3</w:t>
-            </w:r>
-          </w:p>
-        </w:tc>
-      </w:tr>
-      <w:tr>
-        <w:tc>
-          <w:tcPr>
-            <w:tcW w:type="dxa" w:w="1930"/>
-          </w:tcPr>
-          <w:p>
-            <w:r>
-              <w:rPr>
-                <w:b w:val="0"/>
-                <w:sz w:val="16"/>
-              </w:rPr>
-              <w:t>0.50</w:t>
-            </w:r>
-          </w:p>
-        </w:tc>
-        <w:tc>
-          <w:tcPr>
-            <w:tcW w:type="dxa" w:w="1930"/>
-          </w:tcPr>
-          <w:p>
-            <w:r>
-              <w:rPr>
-                <w:b w:val="0"/>
-                <w:sz w:val="16"/>
-              </w:rPr>
-              <w:t>3.15±0.28</w:t>
-            </w:r>
-          </w:p>
-        </w:tc>
-        <w:tc>
-          <w:tcPr>
-            <w:tcW w:type="dxa" w:w="1930"/>
-          </w:tcPr>
-          <w:p>
-            <w:r>
-              <w:rPr>
-                <w:b w:val="0"/>
-                <w:sz w:val="16"/>
-              </w:rPr>
-              <w:t>13.6</w:t>
-            </w:r>
-          </w:p>
-        </w:tc>
-        <w:tc>
-          <w:tcPr>
-            <w:tcW w:type="dxa" w:w="1930"/>
-          </w:tcPr>
-          <w:p>
-            <w:r>
-              <w:rPr>
-                <w:b w:val="0"/>
-                <w:sz w:val="16"/>
-              </w:rPr>
-              <w:t>3.94±0.34</w:t>
-            </w:r>
-          </w:p>
-        </w:tc>
-        <w:tc>
-          <w:tcPr>
-            <w:tcW w:type="dxa" w:w="1930"/>
-          </w:tcPr>
-          <w:p>
-            <w:r>
-              <w:rPr>
-                <w:b w:val="0"/>
-                <w:sz w:val="16"/>
-              </w:rPr>
-              <w:t>11.1</w:t>
-            </w:r>
-          </w:p>
-        </w:tc>
-      </w:tr>
-      <w:tr>
-        <w:tc>
-          <w:tcPr>
-            <w:tcW w:type="dxa" w:w="1930"/>
-          </w:tcPr>
-          <w:p>
-            <w:r>
-              <w:rPr>
-                <w:b w:val="0"/>
-                <w:sz w:val="16"/>
-              </w:rPr>
-              <w:t>1.00</w:t>
-            </w:r>
-          </w:p>
-        </w:tc>
-        <w:tc>
-          <w:tcPr>
-            <w:tcW w:type="dxa" w:w="1930"/>
-          </w:tcPr>
-          <w:p>
-            <w:r>
-              <w:rPr>
-                <w:b w:val="0"/>
-                <w:sz w:val="16"/>
-              </w:rPr>
-              <w:t>4.95±0.34</w:t>
-            </w:r>
-          </w:p>
-        </w:tc>
-        <w:tc>
-          <w:tcPr>
-            <w:tcW w:type="dxa" w:w="1930"/>
-          </w:tcPr>
-          <w:p>
-            <w:r>
-              <w:rPr>
-                <w:b w:val="0"/>
-                <w:sz w:val="16"/>
-              </w:rPr>
-              <w:t>5.0</w:t>
-            </w:r>
-          </w:p>
-        </w:tc>
-        <w:tc>
-          <w:tcPr>
-            <w:tcW w:type="dxa" w:w="1930"/>
-          </w:tcPr>
-          <w:p>
-            <w:r>
-              <w:rPr>
-                <w:b w:val="0"/>
-                <w:sz w:val="16"/>
-              </w:rPr>
-              <w:t>5.05±0.45</w:t>
-            </w:r>
-          </w:p>
-        </w:tc>
-        <w:tc>
-          <w:tcPr>
-            <w:tcW w:type="dxa" w:w="1930"/>
-          </w:tcPr>
-          <w:p>
-            <w:r>
-              <w:rPr>
-                <w:b w:val="0"/>
-                <w:sz w:val="16"/>
-              </w:rPr>
-              <w:t>3.4</w:t>
-            </w:r>
-          </w:p>
-        </w:tc>
-      </w:tr>
-      <w:tr>
-        <w:tc>
-          <w:tcPr>
-            <w:tcW w:type="dxa" w:w="1930"/>
-          </w:tcPr>
-          <w:p>
-            <w:r>
-              <w:rPr>
-                <w:b w:val="0"/>
-                <w:sz w:val="16"/>
-              </w:rPr>
-              <w:t>2.00</w:t>
-            </w:r>
-          </w:p>
-        </w:tc>
-        <w:tc>
-          <w:tcPr>
-            <w:tcW w:type="dxa" w:w="1930"/>
-          </w:tcPr>
-          <w:p>
-            <w:r>
-              <w:rPr>
-                <w:b w:val="0"/>
-                <w:sz w:val="16"/>
-              </w:rPr>
-              <w:t>7.17±0.03</w:t>
-            </w:r>
-          </w:p>
-        </w:tc>
-        <w:tc>
-          <w:tcPr>
-            <w:tcW w:type="dxa" w:w="1930"/>
-          </w:tcPr>
-          <w:p>
-            <w:r>
-              <w:rPr>
-                <w:b w:val="0"/>
-                <w:sz w:val="16"/>
-              </w:rPr>
-              <w:t>0.1</w:t>
-            </w:r>
-          </w:p>
-        </w:tc>
-        <w:tc>
-          <w:tcPr>
-            <w:tcW w:type="dxa" w:w="1930"/>
-          </w:tcPr>
-          <w:p>
-            <w:r>
-              <w:rPr>
-                <w:b w:val="0"/>
-                <w:sz w:val="16"/>
-              </w:rPr>
-              <w:t>6.64±0.18</w:t>
-            </w:r>
-          </w:p>
-        </w:tc>
-        <w:tc>
-          <w:tcPr>
-            <w:tcW w:type="dxa" w:w="1930"/>
-          </w:tcPr>
-          <w:p>
-            <w:r>
-              <w:rPr>
-                <w:b w:val="0"/>
-                <w:sz w:val="16"/>
-              </w:rPr>
-              <w:t>0.0</w:t>
-            </w:r>
-          </w:p>
-        </w:tc>
-      </w:tr>
-      <w:tr>
-        <w:tc>
-          <w:tcPr>
-            <w:tcW w:type="dxa" w:w="1930"/>
-          </w:tcPr>
-          <w:p>
-            <w:r>
-              <w:rPr>
-                <w:b w:val="0"/>
-                <w:sz w:val="16"/>
-              </w:rPr>
-              <w:t>4.00</w:t>
-            </w:r>
-          </w:p>
-        </w:tc>
-        <w:tc>
-          <w:tcPr>
-            <w:tcW w:type="dxa" w:w="1930"/>
-          </w:tcPr>
-          <w:p>
-            <w:r>
-              <w:rPr>
-                <w:b w:val="0"/>
-                <w:sz w:val="16"/>
-              </w:rPr>
-              <w:t>7.17±0.02</w:t>
-            </w:r>
-          </w:p>
-        </w:tc>
-        <w:tc>
-          <w:tcPr>
-            <w:tcW w:type="dxa" w:w="1930"/>
-          </w:tcPr>
-          <w:p>
-            <w:r>
-              <w:rPr>
-                <w:b w:val="0"/>
-                <w:sz w:val="16"/>
-              </w:rPr>
-              <w:t>0.0</w:t>
-            </w:r>
-          </w:p>
-        </w:tc>
-        <w:tc>
-          <w:tcPr>
-            <w:tcW w:type="dxa" w:w="1930"/>
-          </w:tcPr>
-          <w:p>
-            <w:r>
-              <w:rPr>
-                <w:b w:val="0"/>
-                <w:sz w:val="16"/>
-              </w:rPr>
-              <w:t>6.39±0.24</w:t>
-            </w:r>
-          </w:p>
-        </w:tc>
-        <w:tc>
-          <w:tcPr>
-            <w:tcW w:type="dxa" w:w="1930"/>
-          </w:tcPr>
-          <w:p>
-            <w:r>
-              <w:rPr>
-                <w:b w:val="0"/>
-                <w:sz w:val="16"/>
-              </w:rPr>
-              <w:t>0.0</w:t>
-            </w:r>
-          </w:p>
-        </w:tc>
-      </w:tr>
-    </w:tbl>
-    <w:p>
-      <w:pPr>
-        <w:spacing w:after="160"/>
-      </w:pPr>
-    </w:p>
-    <w:p>
-      <w:pPr>
         <w:spacing w:after="120"/>
         <w:ind w:firstLine="288"/>
         <w:jc w:val="both"/>
@@ -3907,7 +3494,7 @@
         <w:rPr>
           <w:sz w:val="20"/>
         </w:rPr>
-        <w:t>The ordering penalty is a free weight, and published comparisons fix it without reporting a sweep. Table mwall and Fig. mwall show its effect, with the one-hot references at \6.05M (SA) and \2.04M (dSB) from the same experiment.</w:t>
+        <w:t>The ordering penalty is a free weight, and published comparisons fix it without reporting a sweep. Fig. mwall shows its effect over Mwall\0.25,0.5,1,2,4\, 20 seeds per point, against the one-hot references of \6.05M (SA) and \2.04M (dSB) from the same experiment.</w:t>
       </w:r>
     </w:p>
     <w:p>
@@ -3920,7 +3507,7 @@
         <w:rPr>
           <w:sz w:val="20"/>
         </w:rPr>
-        <w:t>Profit rises monotonically with the weight for both solvers until it saturates near Mwall=2, where invalid parcels reach zero and the seed variance collapses to ±0.03M. Domain-wall exceeds one-hot for dSB at every weight tested, by 67% at the weakest and 226% at the strongest. For SA the comparison changes sign: a 45% deficit at Mwall=0.25, 17% at the conventional value of 1, and an 18% advantage at 2 and above.</w:t>
+        <w:t>Profit rises monotonically with the weight for both solvers until it saturates near Mwall=2. Invalid parcels fall with it, from 23.0 (SA) and 20.3 (dSB) at the weakest weight through 5.0 and 3.4 at Mwall=1 to 0.1 and 0.0 at Mwall=2, where the seed variance also collapses to ±0.03M: a strong chain penalty does not merely permit valid solutions, it makes the landscape tractable. Domain-wall exceeds one-hot for dSB at every weight tested, by 67% at the weakest and 226% at the strongest. For SA the comparison changes sign: a 45% deficit at Mwall=0.25, 17% at the conventional value of 1, and an 18% advantage at 2 and above.</w:t>
       </w:r>
     </w:p>
     <w:p>
@@ -3933,7 +3520,7 @@
         <w:rPr>
           <w:sz w:val="20"/>
         </w:rPr>
-        <w:t>Two conclusions follow. The domain-wall advantage reported on annealing hardware [15] does extend to a quantum-inspired solver on a real allocation problem, confirming the conjecture of Berwald et al. [16], and at an adequate weight it extends to annealing as well. But the conclusion a single-weight study reaches depends on which weight it picked: at the value used in Section results-B the same experiment reports that domain-wall harms annealing. The weight belongs in the experimental protocol, not in the defaults.</w:t>
+        <w:t>Two conclusions follow. The domain-wall advantage reported on annealing hardware [16] does extend to a quantum-inspired solver on a real allocation problem, confirming the conjecture of Berwald et al. [17], and at an adequate weight it extends to annealing as well. But the conclusion a single-weight study reaches depends on which weight it picked: at the value used in Section results-B the same experiment reports that domain-wall harms annealing. The weight belongs in the experimental protocol, not in the defaults.</w:t>
       </w:r>
     </w:p>
     <w:p>
@@ -3957,7 +3544,7 @@
         <w:drawing>
           <wp:inline xmlns:a="http://schemas.openxmlformats.org/drawingml/2006/main" xmlns:pic="http://schemas.openxmlformats.org/drawingml/2006/picture">
             <wp:extent cx="4023360" cy="2914493"/>
-            <wp:docPr id="3" name="Picture 3"/>
+            <wp:docPr id="4" name="Picture 4"/>
             <wp:cNvGraphicFramePr>
               <a:graphicFrameLocks noChangeAspect="1"/>
             </wp:cNvGraphicFramePr>
@@ -3969,7 +3556,7 @@
                     <pic:cNvPicPr/>
                   </pic:nvPicPr>
                   <pic:blipFill>
-                    <a:blip r:embed="rId11"/>
+                    <a:blip r:embed="rId12"/>
                     <a:stretch>
                       <a:fillRect/>
                     </a:stretch>
@@ -4069,302 +3656,6 @@
     </w:p>
     <w:p>
       <w:pPr>
-        <w:spacing w:after="60"/>
-        <w:jc w:val="center"/>
-      </w:pPr>
-      <w:r>
-        <w:rPr>
-          <w:b/>
-          <w:i w:val="0"/>
-          <w:sz w:val="18"/>
-        </w:rPr>
-        <w:t>TABLE VI. Crop-mix similarity to the baseline plan, 50 seeds</w:t>
-      </w:r>
-    </w:p>
-    <w:tbl>
-      <w:tblPr>
-        <w:tblStyle w:val="TableGrid"/>
-        <w:tblW w:type="auto" w:w="0"/>
-        <w:jc w:val="center"/>
-        <w:tblLook w:firstColumn="1" w:firstRow="1" w:lastColumn="0" w:lastRow="0" w:noHBand="0" w:noVBand="1" w:val="04A0"/>
-      </w:tblPr>
-      <w:tblGrid>
-        <w:gridCol w:w="3216"/>
-        <w:gridCol w:w="3216"/>
-        <w:gridCol w:w="3216"/>
-      </w:tblGrid>
-      <w:tr>
-        <w:tc>
-          <w:tcPr>
-            <w:tcW w:type="dxa" w:w="3216"/>
-          </w:tcPr>
-          <w:p>
-            <w:r>
-              <w:rPr>
-                <w:b/>
-                <w:sz w:val="16"/>
-              </w:rPr>
-              <w:t>Scenario</w:t>
-            </w:r>
-          </w:p>
-        </w:tc>
-        <w:tc>
-          <w:tcPr>
-            <w:tcW w:type="dxa" w:w="3216"/>
-          </w:tcPr>
-          <w:p>
-            <w:r>
-              <w:rPr>
-                <w:b/>
-                <w:sz w:val="16"/>
-              </w:rPr>
-              <w:t>Profit (M$/yr)</w:t>
-            </w:r>
-          </w:p>
-        </w:tc>
-        <w:tc>
-          <w:tcPr>
-            <w:tcW w:type="dxa" w:w="3216"/>
-          </w:tcPr>
-          <w:p>
-            <w:r>
-              <w:rPr>
-                <w:b/>
-                <w:sz w:val="16"/>
-              </w:rPr>
-              <w:t>Mix similarity</w:t>
-            </w:r>
-          </w:p>
-        </w:tc>
-      </w:tr>
-      <w:tr>
-        <w:tc>
-          <w:tcPr>
-            <w:tcW w:type="dxa" w:w="3216"/>
-          </w:tcPr>
-          <w:p>
-            <w:r>
-              <w:rPr>
-                <w:b w:val="0"/>
-                <w:sz w:val="16"/>
-              </w:rPr>
-              <w:t>Seed control</w:t>
-            </w:r>
-          </w:p>
-        </w:tc>
-        <w:tc>
-          <w:tcPr>
-            <w:tcW w:type="dxa" w:w="3216"/>
-          </w:tcPr>
-          <w:p>
-            <w:r>
-              <w:rPr>
-                <w:b w:val="0"/>
-                <w:sz w:val="16"/>
-              </w:rPr>
-              <w:t>5.77</w:t>
-            </w:r>
-          </w:p>
-        </w:tc>
-        <w:tc>
-          <w:tcPr>
-            <w:tcW w:type="dxa" w:w="3216"/>
-          </w:tcPr>
-          <w:p>
-            <w:r>
-              <w:rPr>
-                <w:b w:val="0"/>
-                <w:sz w:val="16"/>
-              </w:rPr>
-              <w:t>94.6%</w:t>
-            </w:r>
-          </w:p>
-        </w:tc>
-      </w:tr>
-      <w:tr>
-        <w:tc>
-          <w:tcPr>
-            <w:tcW w:type="dxa" w:w="3216"/>
-          </w:tcPr>
-          <w:p>
-            <w:r>
-              <w:rPr>
-                <w:b w:val="0"/>
-                <w:sz w:val="16"/>
-              </w:rPr>
-              <w:t>LSTM prices / persistence</w:t>
-            </w:r>
-          </w:p>
-        </w:tc>
-        <w:tc>
-          <w:tcPr>
-            <w:tcW w:type="dxa" w:w="3216"/>
-          </w:tcPr>
-          <w:p>
-            <w:r>
-              <w:rPr>
-                <w:b w:val="0"/>
-                <w:sz w:val="16"/>
-              </w:rPr>
-              <w:t>6.05 / 5.82</w:t>
-            </w:r>
-          </w:p>
-        </w:tc>
-        <w:tc>
-          <w:tcPr>
-            <w:tcW w:type="dxa" w:w="3216"/>
-          </w:tcPr>
-          <w:p>
-            <w:r>
-              <w:rPr>
-                <w:b w:val="0"/>
-                <w:sz w:val="16"/>
-              </w:rPr>
-              <w:t>94.7 / 93.7%</w:t>
-            </w:r>
-          </w:p>
-        </w:tc>
-      </w:tr>
-      <w:tr>
-        <w:tc>
-          <w:tcPr>
-            <w:tcW w:type="dxa" w:w="3216"/>
-          </w:tcPr>
-          <w:p>
-            <w:r>
-              <w:rPr>
-                <w:b w:val="0"/>
-                <w:sz w:val="16"/>
-              </w:rPr>
-              <w:t>Uniform -15% / +15%</w:t>
-            </w:r>
-          </w:p>
-        </w:tc>
-        <w:tc>
-          <w:tcPr>
-            <w:tcW w:type="dxa" w:w="3216"/>
-          </w:tcPr>
-          <w:p>
-            <w:r>
-              <w:rPr>
-                <w:b w:val="0"/>
-                <w:sz w:val="16"/>
-              </w:rPr>
-              <w:t>3.63 / 8.06</w:t>
-            </w:r>
-          </w:p>
-        </w:tc>
-        <w:tc>
-          <w:tcPr>
-            <w:tcW w:type="dxa" w:w="3216"/>
-          </w:tcPr>
-          <w:p>
-            <w:r>
-              <w:rPr>
-                <w:b w:val="0"/>
-                <w:sz w:val="16"/>
-              </w:rPr>
-              <w:t>95.0 / 95.0%</w:t>
-            </w:r>
-          </w:p>
-        </w:tc>
-      </w:tr>
-      <w:tr>
-        <w:tc>
-          <w:tcPr>
-            <w:tcW w:type="dxa" w:w="3216"/>
-          </w:tcPr>
-          <w:p>
-            <w:r>
-              <w:rPr>
-                <w:b w:val="0"/>
-                <w:sz w:val="16"/>
-              </w:rPr>
-              <w:t>Uniform +30% / perish. +30%</w:t>
-            </w:r>
-          </w:p>
-        </w:tc>
-        <w:tc>
-          <w:tcPr>
-            <w:tcW w:type="dxa" w:w="3216"/>
-          </w:tcPr>
-          <w:p>
-            <w:r>
-              <w:rPr>
-                <w:b w:val="0"/>
-                <w:sz w:val="16"/>
-              </w:rPr>
-              <w:t>10.36 / 9.90</w:t>
-            </w:r>
-          </w:p>
-        </w:tc>
-        <w:tc>
-          <w:tcPr>
-            <w:tcW w:type="dxa" w:w="3216"/>
-          </w:tcPr>
-          <w:p>
-            <w:r>
-              <w:rPr>
-                <w:b w:val="0"/>
-                <w:sz w:val="16"/>
-              </w:rPr>
-              <w:t>93.3 / 94.8%</w:t>
-            </w:r>
-          </w:p>
-        </w:tc>
-      </w:tr>
-      <w:tr>
-        <w:tc>
-          <w:tcPr>
-            <w:tcW w:type="dxa" w:w="3216"/>
-          </w:tcPr>
-          <w:p>
-            <w:r>
-              <w:rPr>
-                <w:b w:val="0"/>
-                <w:sz w:val="16"/>
-              </w:rPr>
-              <w:t>Uniform -30% / perish. -30%</w:t>
-            </w:r>
-          </w:p>
-        </w:tc>
-        <w:tc>
-          <w:tcPr>
-            <w:tcW w:type="dxa" w:w="3216"/>
-          </w:tcPr>
-          <w:p>
-            <w:r>
-              <w:rPr>
-                <w:b w:val="0"/>
-                <w:sz w:val="16"/>
-              </w:rPr>
-              <w:t>1.72 / 2.61</w:t>
-            </w:r>
-          </w:p>
-        </w:tc>
-        <w:tc>
-          <w:tcPr>
-            <w:tcW w:type="dxa" w:w="3216"/>
-          </w:tcPr>
-          <w:p>
-            <w:r>
-              <w:rPr>
-                <w:b w:val="0"/>
-                <w:sz w:val="16"/>
-              </w:rPr>
-              <w:t>87.7 / 82.4%</w:t>
-            </w:r>
-          </w:p>
-        </w:tc>
-      </w:tr>
-    </w:tbl>
-    <w:p>
-      <w:pPr>
-        <w:spacing w:after="160"/>
-      </w:pPr>
-    </w:p>
-    <w:p>
-      <w:pPr>
         <w:spacing w:after="120"/>
         <w:ind w:firstLine="288"/>
         <w:jc w:val="both"/>
@@ -4373,7 +3664,7 @@
         <w:rPr>
           <w:sz w:val="20"/>
         </w:rPr>
-        <w:t>Every moderate scenario sits at the seed-control floor and is therefore indistinguishable from solver noise. Only a 30% price fall shifts the crop mix materially, moving land toward grapes, olives, oranges and fallow. The asymmetry is economically sensible: a uniform rise scales revenues together and barely changes relative margins, whereas a fall pushes marginal crops below cost and forces reallocation toward low-cost perennials.</w:t>
+        <w:t>Every moderate scenario sits at that floor and is therefore indistinguishable from solver noise: 94.7% for the LSTM price vector, 93.7% for persistence, 95.0% for a uniform ±15% shift and 93.3% for +30%. Only a 30% price fall shifts the crop mix materially, to 87.7% for a uniform fall and 82.4% for perishables alone, moving land toward grapes, olives, oranges and fallow as profit drops to \1.72M and \2.61M. The asymmetry is economically sensible: a uniform rise scales revenues together and barely changes relative margins, whereas a fall pushes marginal crops below cost and forces reallocation toward low-cost perennials.</w:t>
       </w:r>
     </w:p>
     <w:p>
@@ -4412,7 +3703,7 @@
         <w:rPr>
           <w:sz w:val="20"/>
         </w:rPr>
-        <w:t>Market size Dj is an assumption. The linear demand curve carries no meaning beyond Qj=2Dj. Climate comes from a single grid cell, and the suitability model has almost no parcel-level resolution for the reasons given in Section results-A; phosphorus and potassium are sampled rather than measured, and SoilGrids values are model estimates. Yields are national series rescaled to regional open-field levels. The PCBS water figure covers licensed wells only and so excludes springs, purchased supply, treated-wastewater reuse and unlicensed abstraction; it is a lower bound on agricultural water, and the budget-feasible plans are correspondingly conservative. Reported profits are of decoded plans, so a solver that leaves many blocks outside the valid subspace is evaluated after an implicit argmax repair. Wall-clock matching is enforced to 15% but not exactly, and the host exhibited threefold timing variation between runs. At 1,914 variables with ten 174-node crop cliques the instance exceeds the largest fully connected problem directly embeddable on current annealing hardware (K150 on Pegasus [28]), so the comparison is between classical and quantum-inspired solvers, not quantum hardware.</w:t>
+        <w:t>Market size Dj is an assumption and the linear demand curve carries no meaning beyond Qj=2Dj. Climate is a single grid cell; the suitability model has almost no parcel-level resolution, for the reasons in Section results-A; phosphorus and potassium are sampled, not measured; SoilGrids values are model estimates; and yields are national series rescaled to regional open-field levels. The PCBS figure covers licensed wells only, excluding springs, purchased supply, wastewater reuse and unlicensed abstraction, so it is a lower bound and the budget-feasible plans are conservative. Reported profits are of decoded plans, so a solver leaving many blocks outside the valid subspace is scored after an implicit argmax repair. Wall-clock matching is enforced to 15%, not exactly, on a host that showed threefold timing variation. At 1,914 variables with ten 174-node cliques the instance exceeds the largest fully connected problem directly embeddable on current annealing hardware (K150 on Pegasus [28]), so this compares classical against quantum-inspired solvers, not quantum hardware.</w:t>
       </w:r>
     </w:p>
     <w:p>
@@ -4451,7 +3742,7 @@
         <w:rPr>
           <w:sz w:val="20"/>
         </w:rPr>
-        <w:t>On a real 1,914-variable crop-allocation QUBO, constraint encoding decided whether a quantum-inspired solver was usable: one-hot encoding left discrete simulated bifurcation with 130 of 174 parcels invalid, and domain-wall encoding raised its profit by 138% and brought it level with simulated annealing. Sweeping the domain-wall ordering penalty showed that this weight, which published comparisons fix without reporting, determines the sign of the effect for annealing: a 17% deficit at the conventional value and an 18% advantage at twice it, with both solvers improving and invalid assignments vanishing as the weight rises. The domain-wall advantage therefore does extend from annealing hardware to quantum-inspired solvers, but any single-weight comparison risks reporting its opposite. A myopic greedy plan lost \10.5M by flooding the market. Held to the licensed agricultural water available in Jenin, every configuration converges to \1.3–1.8M on a sixth of the land, and the choice of encoding and solver largely ceases to matter. Future work should tune the ordering penalty per solver rather than globally, measure freezing behaviour to test the mechanism proposed by Berwald et al. [16], and obtain parcel-level soil and crop-level demand data adequate to the allocation question.</w:t>
+        <w:t>On a real 1,914-variable crop-allocation QUBO, constraint encoding decided whether a quantum-inspired solver was usable at all, and the weight of the domain-wall ordering penalty decided the sign of the effect for annealing. The domain-wall advantage therefore does extend from annealing hardware to quantum-inspired solvers, as Berwald et al. [17] conjectured, but any single-weight comparison risks reporting its opposite. Held to the licensed agricultural water available in Jenin, every configuration converges to $1.3–1.8M on a sixth of the land, and the choice of encoding and solver largely ceases to matter: the computational question and the agricultural one bind at different scales. Future work should tune the ordering penalty per solver rather than globally, measure freezing behaviour to test the mechanism proposed by Berwald et al., and obtain parcel-level soil and crop-level demand data adequate to the allocation question.</w:t>
       </w:r>
     </w:p>
     <w:p>
@@ -4476,7 +3767,7 @@
         <w:rPr>
           <w:sz w:val="16"/>
         </w:rPr>
-        <w:t>[1] C. Li, Z. Su, Y. Nie, Z. Ye, J. Li, J. Wang, Z. Yang, X. Li, W. Zeng, and Y. Chen, “Scientific planning of dynamic crops in complex agricultural landscapes based on adaptive optimization hybrid SA-GA method,” Scientific Reports, vol. 15, p. 28992, 2025.</w:t>
+        <w:t>[1] Food and Agriculture Organization of the United Nations, “FAOSTAT producer prices and crops and livestock products,” 2026, https://www.fao.org/faostat/, accessed 2026.</w:t>
       </w:r>
     </w:p>
     <w:p>
@@ -4488,7 +3779,7 @@
         <w:rPr>
           <w:sz w:val="16"/>
         </w:rPr>
-        <w:t>[2] D. Hou, J. Li, Y. Wang, S. Guo, X. Wang, and X. Wang, “Research on agricultural development issues based on comprehensive optimization strategy,” Scientific Reports, vol. 16, p. 12505, 2026.</w:t>
+        <w:t>[2] C. Li, Z. Su, Y. Nie, Z. Ye, J. Li, J. Wang, Z. Yang, X. Li, W. Zeng, and Y. Chen, “Scientific planning of dynamic crops in complex agricultural landscapes based on adaptive optimization hybrid SA-GA method,” Scientific Reports, vol. 15, p. 28992, 2025.</w:t>
       </w:r>
     </w:p>
     <w:p>
@@ -4500,7 +3791,7 @@
         <w:rPr>
           <w:sz w:val="16"/>
         </w:rPr>
-        <w:t>[3] A. Lucas, “Ising formulations of many NP problems,” Frontiers in Physics, vol. 2, p. 5, 2014.</w:t>
+        <w:t>[3] D. Hou, J. Li, Y. Wang, S. Guo, X. Wang, and X. Wang, “Research on agricultural development issues based on comprehensive optimization strategy,” Scientific Reports, vol. 16, p. 12505, 2026.</w:t>
       </w:r>
     </w:p>
     <w:p>
@@ -4512,7 +3803,7 @@
         <w:rPr>
           <w:sz w:val="16"/>
         </w:rPr>
-        <w:t>[4] F. Glover, G. Kochenberger, and Y. Du, “Quantum bridge analytics I: a tutorial on formulating and using QUBO models,” 4OR, vol. 17, pp. 335–371, 2019.</w:t>
+        <w:t>[4] A. Lucas, “Ising formulations of many NP problems,” Frontiers in Physics, vol. 2, p. 5, 2014.</w:t>
       </w:r>
     </w:p>
     <w:p>
@@ -4524,7 +3815,7 @@
         <w:rPr>
           <w:sz w:val="16"/>
         </w:rPr>
-        <w:t>[5] H. Goto, K. Endo, M. Suzuki, Y. Sakai, T. Kanao, Y. Hamakawa, R. Hidaka, M. Yamasaki, and K. Tatsumura, “High-performance combinatorial optimization based on classical mechanics,” Science Advances, vol. 7, no. 6, p. eabe7953, 2021.</w:t>
+        <w:t>[5] F. Glover, G. Kochenberger, and Y. Du, “Quantum bridge analytics I: a tutorial on formulating and using QUBO models,” 4OR, vol. 17, pp. 335–371, 2019.</w:t>
       </w:r>
     </w:p>
     <w:p>
@@ -4536,7 +3827,7 @@
         <w:rPr>
           <w:sz w:val="16"/>
         </w:rPr>
-        <w:t>[6] S. Kirkpatrick, C. D. Gelatt, and M. P. Vecchi, “Optimization by simulated annealing,” Science, vol. 220, no. 4598, pp. 671–680, 1983.</w:t>
+        <w:t>[6] H. Goto, K. Endo, M. Suzuki, Y. Sakai, T. Kanao, Y. Hamakawa, R. Hidaka, M. Yamasaki, and K. Tatsumura, “High-performance combinatorial optimization based on classical mechanics,” Science Advances, vol. 7, no. 6, p. eabe7953, 2021.</w:t>
       </w:r>
     </w:p>
     <w:p>
@@ -4548,7 +3839,7 @@
         <w:rPr>
           <w:sz w:val="16"/>
         </w:rPr>
-        <w:t>[7] Q.-G. Zeng, X.-P. Cui, B. Liu, Y. Wang, P. Mosharev, and M.-H. Yung, “Performance of quantum annealing inspired algorithms for combinatorial optimization problems,” Communications Physics, vol. 7, p. 249, 2024.</w:t>
+        <w:t>[7] S. Kirkpatrick, C. D. Gelatt, and M. P. Vecchi, “Optimization by simulated annealing,” Science, vol. 220, no. 4598, pp. 671–680, 1983.</w:t>
       </w:r>
     </w:p>
     <w:p>
@@ -4560,7 +3851,7 @@
         <w:rPr>
           <w:sz w:val="16"/>
         </w:rPr>
-        <w:t>[8] N. Chancellor, “Domain wall encoding of discrete variables for quantum annealing and QAOA,” Quantum Science and Technology, vol. 4, no. 4, p. 045004, 2019.</w:t>
+        <w:t>[8] Q.-G. Zeng, X.-P. Cui, B. Liu, Y. Wang, P. Mosharev, and M.-H. Yung, “Performance of quantum annealing inspired algorithms for combinatorial optimization problems,” Communications Physics, vol. 7, p. 249, 2024.</w:t>
       </w:r>
     </w:p>
     <w:p>
@@ -4572,7 +3863,7 @@
         <w:rPr>
           <w:sz w:val="16"/>
         </w:rPr>
-        <w:t>[9] L. Breiman, “Random forests,” Machine Learning, vol. 45, no. 1, pp. 5–32, 2001.</w:t>
+        <w:t>[9] N. Chancellor, “Domain wall encoding of discrete variables for quantum annealing and QAOA,” Quantum Science and Technology, vol. 4, no. 4, p. 045004, 2019.</w:t>
       </w:r>
     </w:p>
     <w:p>
@@ -4584,7 +3875,7 @@
         <w:rPr>
           <w:sz w:val="16"/>
         </w:rPr>
-        <w:t>[10] B. Dey, J. Ferdous, and R. Ahmed, “Machine learning based recommendation of agricultural and horticultural crop farming in India under the regime of NPK, soil pH and three climatic variables,” Heliyon, vol. 10, no. 3, p. e25112, 2024.</w:t>
+        <w:t>[10] L. Breiman, “Random forests,” Machine Learning, vol. 45, no. 1, pp. 5–32, 2001.</w:t>
       </w:r>
     </w:p>
     <w:p>
@@ -4596,7 +3887,7 @@
         <w:rPr>
           <w:sz w:val="16"/>
         </w:rPr>
-        <w:t>[11] G. Saha, F. Shahrin, F. H. Khan, M. M. Meshkat, and A. A. M. Azad, “Smart IoT-driven precision agriculture: Land mapping, crop prediction, and irrigation system,” PLOS ONE, vol. 20, no. 3, p. e0319268, 2025.</w:t>
+        <w:t>[11] B. Dey, J. Ferdous, and R. Ahmed, “Machine learning based recommendation of agricultural and horticultural crop farming in India under the regime of NPK, soil pH and three climatic variables,” Heliyon, vol. 10, no. 3, p. e25112, 2024.</w:t>
       </w:r>
     </w:p>
     <w:p>
@@ -4608,7 +3899,7 @@
         <w:rPr>
           <w:sz w:val="16"/>
         </w:rPr>
-        <w:t>[12] S. Hochreiter and J. Schmidhuber, “Long short-term memory,” Neural Computation, vol. 9, no. 8, pp. 1735–1780, 1997.</w:t>
+        <w:t>[12] G. Saha, F. Shahrin, F. H. Khan, M. M. Meshkat, and A. A. M. Azad, “Smart IoT-driven precision agriculture: Land mapping, crop prediction, and irrigation system,” PLOS ONE, vol. 20, no. 3, p. e0319268, 2025.</w:t>
       </w:r>
     </w:p>
     <w:p>
@@ -4620,7 +3911,7 @@
         <w:rPr>
           <w:sz w:val="16"/>
         </w:rPr>
-        <w:t>[13] S. Kim, S.-W. Ahn, I.-S. Suh, A. W. Dowling, E. Lee, and T. Luo, “Quantum annealing for combinatorial optimization: a benchmarking study,” npj Quantum Information, vol. 11, p. 77, 2025.</w:t>
+        <w:t>[13] S. Hochreiter and J. Schmidhuber, “Long short-term memory,” Neural Computation, vol. 9, no. 8, pp. 1735–1780, 1997.</w:t>
       </w:r>
     </w:p>
     <w:p>
@@ -4632,7 +3923,7 @@
         <w:rPr>
           <w:sz w:val="16"/>
         </w:rPr>
-        <w:t>[14] D. S. Verma, M. Dafadar, J. K. Mishra, A. Kumar, and M. K. Priydarshi, “Quantum-enhanced computational models for multi-variable optimization in precision agriculture,” Atlantis Press, 2025, https://www.atlantis-press.com/article/126013752.</w:t>
+        <w:t>[14] S. Kim, S.-W. Ahn, I.-S. Suh, A. W. Dowling, E. Lee, and T. Luo, “Quantum annealing for combinatorial optimization: a benchmarking study,” npj Quantum Information, vol. 11, p. 77, 2025.</w:t>
       </w:r>
     </w:p>
     <w:p>
@@ -4644,7 +3935,7 @@
         <w:rPr>
           <w:sz w:val="16"/>
         </w:rPr>
-        <w:t>[15] J. Chen, T. Stollenwerk, and N. Chancellor, “Performance of domain-wall encoding for quantum annealing,” IEEE Transactions on Quantum Engineering, vol. 2, pp. 1–14, 2021, https://arxiv.org/abs/2102.12224.</w:t>
+        <w:t>[15] D. S. Verma, M. Dafadar, J. K. Mishra, A. Kumar, and M. K. Priydarshi, “Quantum-enhanced computational models for multi-variable optimization in precision agriculture,” Atlantis Press, 2025, https://www.atlantis-press.com/article/126013752.</w:t>
       </w:r>
     </w:p>
     <w:p>
@@ -4656,7 +3947,7 @@
         <w:rPr>
           <w:sz w:val="16"/>
         </w:rPr>
-        <w:t>[16] J. Berwald, N. Chancellor, and R. Dridi, “Understanding domain-wall encoding theoretically and experimentally,” Philosophical Transactions of the Royal Society A, vol. 380, 2022, https://arxiv.org/abs/2108.12004.</w:t>
+        <w:t>[16] J. Chen, T. Stollenwerk, and N. Chancellor, “Performance of domain-wall encoding for quantum annealing,” IEEE Transactions on Quantum Engineering, vol. 2, pp. 1–14, 2021, https://arxiv.org/abs/2102.12224.</w:t>
       </w:r>
     </w:p>
     <w:p>
@@ -4668,7 +3959,7 @@
         <w:rPr>
           <w:sz w:val="16"/>
         </w:rPr>
-        <w:t>[17] OpenStreetMap Contributors, “OpenStreetMap land-use data, Palestine extract,” 2026, via Geofabrik, https://download.geofabrik.de/, accessed 2026.</w:t>
+        <w:t>[17] J. Berwald, N. Chancellor, and R. Dridi, “Understanding domain-wall encoding theoretically and experimentally,” Philosophical Transactions of the Royal Society A, vol. 380, 2022, https://arxiv.org/abs/2108.12004.</w:t>
       </w:r>
     </w:p>
     <w:p>
@@ -4680,7 +3971,7 @@
         <w:rPr>
           <w:sz w:val="16"/>
         </w:rPr>
-        <w:t>[18] UN OCHA occupied Palestinian territory, “State of Palestine – Oslo agreement in the West Bank,” Humanitarian Data Exchange, 2024, https://data.humdata.org/dataset/state-of-palestine-other-0-0-0-0-0, accessed 2026.</w:t>
+        <w:t>[18] OpenStreetMap Contributors, “OpenStreetMap land-use data, Palestine extract,” 2026, via Geofabrik, https://download.geofabrik.de/, accessed 2026.</w:t>
       </w:r>
     </w:p>
     <w:p>
@@ -4692,7 +3983,7 @@
         <w:rPr>
           <w:sz w:val="16"/>
         </w:rPr>
-        <w:t>[19] NASA Langley Research Center, “NASA POWER: Prediction of worldwide energy resources,” 2025, https://power.larc.nasa.gov/, accessed 2026.</w:t>
+        <w:t>[19] UN OCHA occupied Palestinian territory, “State of Palestine – Oslo agreement in the West Bank,” Humanitarian Data Exchange, 2024, https://data.humdata.org/dataset/state-of-palestine-other-0-0-0-0-0, accessed 2026.</w:t>
       </w:r>
     </w:p>
     <w:p>
@@ -4704,7 +3995,7 @@
         <w:rPr>
           <w:sz w:val="16"/>
         </w:rPr>
-        <w:t>[20] L. Poggio, L. M. de Sousa, N. H. Batjes, G. B. M. Heuvelink, B. Kempen, E. Ribeiro, and D. Rossiter, “SoilGrids 2.0: producing soil information for the globe with quantified spatial uncertainty,” SOIL, vol. 7, pp. 217–240, 2021.</w:t>
+        <w:t>[20] NASA Langley Research Center, “NASA POWER: Prediction of worldwide energy resources,” 2025, https://power.larc.nasa.gov/, accessed 2026.</w:t>
       </w:r>
     </w:p>
     <w:p>
@@ -4716,7 +4007,7 @@
         <w:rPr>
           <w:sz w:val="16"/>
         </w:rPr>
-        <w:t>[21] Food and Agriculture Organization of the United Nations, “FAOSTAT producer prices and crops and livestock products,” 2026, https://www.fao.org/faostat/, accessed 2026.</w:t>
+        <w:t>[21] L. Poggio, L. M. de Sousa, N. H. Batjes, G. B. M. Heuvelink, B. Kempen, E. Ribeiro, and D. Rossiter, “SoilGrids 2.0: producing soil information for the globe with quantified spatial uncertainty,” SOIL, vol. 7, pp. 217–240, 2021.</w:t>
       </w:r>
     </w:p>
     <w:p>

--- a/agriq/paper/main.docx
+++ b/agriq/paper/main.docx
@@ -3486,6 +3486,472 @@
     </w:p>
     <w:p>
       <w:pPr>
+        <w:spacing w:after="60"/>
+        <w:jc w:val="center"/>
+      </w:pPr>
+      <w:r>
+        <w:rPr>
+          <w:b/>
+          <w:i w:val="0"/>
+          <w:sz w:val="18"/>
+        </w:rPr>
+        <w:t>TABLE V. Domain-wall profit against the ordering penalty, 20 seeds</w:t>
+      </w:r>
+    </w:p>
+    <w:tbl>
+      <w:tblPr>
+        <w:tblStyle w:val="TableGrid"/>
+        <w:tblW w:type="auto" w:w="0"/>
+        <w:jc w:val="center"/>
+        <w:tblLook w:firstColumn="1" w:firstRow="1" w:lastColumn="0" w:lastRow="0" w:noHBand="0" w:noVBand="1" w:val="04A0"/>
+      </w:tblPr>
+      <w:tblGrid>
+        <w:gridCol w:w="1930"/>
+        <w:gridCol w:w="1930"/>
+        <w:gridCol w:w="1930"/>
+        <w:gridCol w:w="1930"/>
+        <w:gridCol w:w="1930"/>
+      </w:tblGrid>
+      <w:tr>
+        <w:tc>
+          <w:tcPr>
+            <w:tcW w:type="dxa" w:w="1930"/>
+          </w:tcPr>
+          <w:p>
+            <w:r>
+              <w:rPr>
+                <w:b/>
+                <w:sz w:val="16"/>
+              </w:rPr>
+              <w:t>Mwall</w:t>
+            </w:r>
+          </w:p>
+        </w:tc>
+        <w:tc>
+          <w:tcPr>
+            <w:tcW w:type="dxa" w:w="1930"/>
+          </w:tcPr>
+          <w:p>
+            <w:r>
+              <w:rPr>
+                <w:b/>
+                <w:sz w:val="16"/>
+              </w:rPr>
+              <w:t>SA (M$)</w:t>
+            </w:r>
+          </w:p>
+        </w:tc>
+        <w:tc>
+          <w:tcPr>
+            <w:tcW w:type="dxa" w:w="1930"/>
+          </w:tcPr>
+          <w:p>
+            <w:r>
+              <w:rPr>
+                <w:b/>
+                <w:sz w:val="16"/>
+              </w:rPr>
+              <w:t>invalid</w:t>
+            </w:r>
+          </w:p>
+        </w:tc>
+        <w:tc>
+          <w:tcPr>
+            <w:tcW w:type="dxa" w:w="1930"/>
+          </w:tcPr>
+          <w:p>
+            <w:r>
+              <w:rPr>
+                <w:b/>
+                <w:sz w:val="16"/>
+              </w:rPr>
+              <w:t>dSB (M$)</w:t>
+            </w:r>
+          </w:p>
+        </w:tc>
+        <w:tc>
+          <w:tcPr>
+            <w:tcW w:type="dxa" w:w="1930"/>
+          </w:tcPr>
+          <w:p>
+            <w:r>
+              <w:rPr>
+                <w:b/>
+                <w:sz w:val="16"/>
+              </w:rPr>
+              <w:t>invalid</w:t>
+            </w:r>
+          </w:p>
+        </w:tc>
+      </w:tr>
+      <w:tr>
+        <w:tc>
+          <w:tcPr>
+            <w:tcW w:type="dxa" w:w="1930"/>
+          </w:tcPr>
+          <w:p>
+            <w:r>
+              <w:rPr>
+                <w:b w:val="0"/>
+                <w:sz w:val="16"/>
+              </w:rPr>
+              <w:t>0.25</w:t>
+            </w:r>
+          </w:p>
+        </w:tc>
+        <w:tc>
+          <w:tcPr>
+            <w:tcW w:type="dxa" w:w="1930"/>
+          </w:tcPr>
+          <w:p>
+            <w:r>
+              <w:rPr>
+                <w:b w:val="0"/>
+                <w:sz w:val="16"/>
+              </w:rPr>
+              <w:t>3.43±0.57</w:t>
+            </w:r>
+          </w:p>
+        </w:tc>
+        <w:tc>
+          <w:tcPr>
+            <w:tcW w:type="dxa" w:w="1930"/>
+          </w:tcPr>
+          <w:p>
+            <w:r>
+              <w:rPr>
+                <w:b w:val="0"/>
+                <w:sz w:val="16"/>
+              </w:rPr>
+              <w:t>23.0</w:t>
+            </w:r>
+          </w:p>
+        </w:tc>
+        <w:tc>
+          <w:tcPr>
+            <w:tcW w:type="dxa" w:w="1930"/>
+          </w:tcPr>
+          <w:p>
+            <w:r>
+              <w:rPr>
+                <w:b w:val="0"/>
+                <w:sz w:val="16"/>
+              </w:rPr>
+              <w:t>3.48±0.41</w:t>
+            </w:r>
+          </w:p>
+        </w:tc>
+        <w:tc>
+          <w:tcPr>
+            <w:tcW w:type="dxa" w:w="1930"/>
+          </w:tcPr>
+          <w:p>
+            <w:r>
+              <w:rPr>
+                <w:b w:val="0"/>
+                <w:sz w:val="16"/>
+              </w:rPr>
+              <w:t>20.3</w:t>
+            </w:r>
+          </w:p>
+        </w:tc>
+      </w:tr>
+      <w:tr>
+        <w:tc>
+          <w:tcPr>
+            <w:tcW w:type="dxa" w:w="1930"/>
+          </w:tcPr>
+          <w:p>
+            <w:r>
+              <w:rPr>
+                <w:b w:val="0"/>
+                <w:sz w:val="16"/>
+              </w:rPr>
+              <w:t>0.50</w:t>
+            </w:r>
+          </w:p>
+        </w:tc>
+        <w:tc>
+          <w:tcPr>
+            <w:tcW w:type="dxa" w:w="1930"/>
+          </w:tcPr>
+          <w:p>
+            <w:r>
+              <w:rPr>
+                <w:b w:val="0"/>
+                <w:sz w:val="16"/>
+              </w:rPr>
+              <w:t>3.15±0.28</w:t>
+            </w:r>
+          </w:p>
+        </w:tc>
+        <w:tc>
+          <w:tcPr>
+            <w:tcW w:type="dxa" w:w="1930"/>
+          </w:tcPr>
+          <w:p>
+            <w:r>
+              <w:rPr>
+                <w:b w:val="0"/>
+                <w:sz w:val="16"/>
+              </w:rPr>
+              <w:t>13.6</w:t>
+            </w:r>
+          </w:p>
+        </w:tc>
+        <w:tc>
+          <w:tcPr>
+            <w:tcW w:type="dxa" w:w="1930"/>
+          </w:tcPr>
+          <w:p>
+            <w:r>
+              <w:rPr>
+                <w:b w:val="0"/>
+                <w:sz w:val="16"/>
+              </w:rPr>
+              <w:t>3.94±0.34</w:t>
+            </w:r>
+          </w:p>
+        </w:tc>
+        <w:tc>
+          <w:tcPr>
+            <w:tcW w:type="dxa" w:w="1930"/>
+          </w:tcPr>
+          <w:p>
+            <w:r>
+              <w:rPr>
+                <w:b w:val="0"/>
+                <w:sz w:val="16"/>
+              </w:rPr>
+              <w:t>11.1</w:t>
+            </w:r>
+          </w:p>
+        </w:tc>
+      </w:tr>
+      <w:tr>
+        <w:tc>
+          <w:tcPr>
+            <w:tcW w:type="dxa" w:w="1930"/>
+          </w:tcPr>
+          <w:p>
+            <w:r>
+              <w:rPr>
+                <w:b w:val="0"/>
+                <w:sz w:val="16"/>
+              </w:rPr>
+              <w:t>1.00</w:t>
+            </w:r>
+          </w:p>
+        </w:tc>
+        <w:tc>
+          <w:tcPr>
+            <w:tcW w:type="dxa" w:w="1930"/>
+          </w:tcPr>
+          <w:p>
+            <w:r>
+              <w:rPr>
+                <w:b w:val="0"/>
+                <w:sz w:val="16"/>
+              </w:rPr>
+              <w:t>4.95±0.34</w:t>
+            </w:r>
+          </w:p>
+        </w:tc>
+        <w:tc>
+          <w:tcPr>
+            <w:tcW w:type="dxa" w:w="1930"/>
+          </w:tcPr>
+          <w:p>
+            <w:r>
+              <w:rPr>
+                <w:b w:val="0"/>
+                <w:sz w:val="16"/>
+              </w:rPr>
+              <w:t>5.0</w:t>
+            </w:r>
+          </w:p>
+        </w:tc>
+        <w:tc>
+          <w:tcPr>
+            <w:tcW w:type="dxa" w:w="1930"/>
+          </w:tcPr>
+          <w:p>
+            <w:r>
+              <w:rPr>
+                <w:b w:val="0"/>
+                <w:sz w:val="16"/>
+              </w:rPr>
+              <w:t>5.05±0.45</w:t>
+            </w:r>
+          </w:p>
+        </w:tc>
+        <w:tc>
+          <w:tcPr>
+            <w:tcW w:type="dxa" w:w="1930"/>
+          </w:tcPr>
+          <w:p>
+            <w:r>
+              <w:rPr>
+                <w:b w:val="0"/>
+                <w:sz w:val="16"/>
+              </w:rPr>
+              <w:t>3.4</w:t>
+            </w:r>
+          </w:p>
+        </w:tc>
+      </w:tr>
+      <w:tr>
+        <w:tc>
+          <w:tcPr>
+            <w:tcW w:type="dxa" w:w="1930"/>
+          </w:tcPr>
+          <w:p>
+            <w:r>
+              <w:rPr>
+                <w:b w:val="0"/>
+                <w:sz w:val="16"/>
+              </w:rPr>
+              <w:t>2.00</w:t>
+            </w:r>
+          </w:p>
+        </w:tc>
+        <w:tc>
+          <w:tcPr>
+            <w:tcW w:type="dxa" w:w="1930"/>
+          </w:tcPr>
+          <w:p>
+            <w:r>
+              <w:rPr>
+                <w:b w:val="0"/>
+                <w:sz w:val="16"/>
+              </w:rPr>
+              <w:t>7.17±0.03</w:t>
+            </w:r>
+          </w:p>
+        </w:tc>
+        <w:tc>
+          <w:tcPr>
+            <w:tcW w:type="dxa" w:w="1930"/>
+          </w:tcPr>
+          <w:p>
+            <w:r>
+              <w:rPr>
+                <w:b w:val="0"/>
+                <w:sz w:val="16"/>
+              </w:rPr>
+              <w:t>0.1</w:t>
+            </w:r>
+          </w:p>
+        </w:tc>
+        <w:tc>
+          <w:tcPr>
+            <w:tcW w:type="dxa" w:w="1930"/>
+          </w:tcPr>
+          <w:p>
+            <w:r>
+              <w:rPr>
+                <w:b w:val="0"/>
+                <w:sz w:val="16"/>
+              </w:rPr>
+              <w:t>6.64±0.18</w:t>
+            </w:r>
+          </w:p>
+        </w:tc>
+        <w:tc>
+          <w:tcPr>
+            <w:tcW w:type="dxa" w:w="1930"/>
+          </w:tcPr>
+          <w:p>
+            <w:r>
+              <w:rPr>
+                <w:b w:val="0"/>
+                <w:sz w:val="16"/>
+              </w:rPr>
+              <w:t>0.0</w:t>
+            </w:r>
+          </w:p>
+        </w:tc>
+      </w:tr>
+      <w:tr>
+        <w:tc>
+          <w:tcPr>
+            <w:tcW w:type="dxa" w:w="1930"/>
+          </w:tcPr>
+          <w:p>
+            <w:r>
+              <w:rPr>
+                <w:b w:val="0"/>
+                <w:sz w:val="16"/>
+              </w:rPr>
+              <w:t>4.00</w:t>
+            </w:r>
+          </w:p>
+        </w:tc>
+        <w:tc>
+          <w:tcPr>
+            <w:tcW w:type="dxa" w:w="1930"/>
+          </w:tcPr>
+          <w:p>
+            <w:r>
+              <w:rPr>
+                <w:b w:val="0"/>
+                <w:sz w:val="16"/>
+              </w:rPr>
+              <w:t>7.17±0.02</w:t>
+            </w:r>
+          </w:p>
+        </w:tc>
+        <w:tc>
+          <w:tcPr>
+            <w:tcW w:type="dxa" w:w="1930"/>
+          </w:tcPr>
+          <w:p>
+            <w:r>
+              <w:rPr>
+                <w:b w:val="0"/>
+                <w:sz w:val="16"/>
+              </w:rPr>
+              <w:t>0.0</w:t>
+            </w:r>
+          </w:p>
+        </w:tc>
+        <w:tc>
+          <w:tcPr>
+            <w:tcW w:type="dxa" w:w="1930"/>
+          </w:tcPr>
+          <w:p>
+            <w:r>
+              <w:rPr>
+                <w:b w:val="0"/>
+                <w:sz w:val="16"/>
+              </w:rPr>
+              <w:t>6.39±0.24</w:t>
+            </w:r>
+          </w:p>
+        </w:tc>
+        <w:tc>
+          <w:tcPr>
+            <w:tcW w:type="dxa" w:w="1930"/>
+          </w:tcPr>
+          <w:p>
+            <w:r>
+              <w:rPr>
+                <w:b w:val="0"/>
+                <w:sz w:val="16"/>
+              </w:rPr>
+              <w:t>0.0</w:t>
+            </w:r>
+          </w:p>
+        </w:tc>
+      </w:tr>
+    </w:tbl>
+    <w:p>
+      <w:pPr>
+        <w:spacing w:after="160"/>
+      </w:pPr>
+    </w:p>
+    <w:p>
+      <w:pPr>
         <w:spacing w:after="120"/>
         <w:ind w:firstLine="288"/>
         <w:jc w:val="both"/>
@@ -3494,7 +3960,7 @@
         <w:rPr>
           <w:sz w:val="20"/>
         </w:rPr>
-        <w:t>The ordering penalty is a free weight, and published comparisons fix it without reporting a sweep. Fig. mwall shows its effect over Mwall\0.25,0.5,1,2,4\, 20 seeds per point, against the one-hot references of \6.05M (SA) and \2.04M (dSB) from the same experiment.</w:t>
+        <w:t>The ordering penalty is a free weight, and published comparisons fix it without reporting a sweep. Table mwall and Fig. mwall show its effect over Mwall\0.25,0.5,1,2,4\, 20 seeds per point, against the one-hot references of \6.05M (SA) and \2.04M (dSB) from the same experiment.</w:t>
       </w:r>
     </w:p>
     <w:p>
@@ -3630,6 +4096,19 @@
     </w:p>
     <w:p>
       <w:pPr>
+        <w:spacing w:after="120"/>
+        <w:ind w:firstLine="288"/>
+        <w:jc w:val="both"/>
+      </w:pPr>
+      <w:r>
+        <w:rPr>
+          <w:sz w:val="20"/>
+        </w:rPr>
+        <w:t>This deserves stating plainly rather than leaving implicit: at Jenin's licensed allocation the problem is small enough that a trivial heuristic is competitive, and the optimisation machinery earns little. It does not follow that the encoding result is contingent on that. The result is a property of a 1,914-variable QUBO with ten 174-node cliques, not of Jenin's water allocation: any allocation problem of comparable size and coupling density presents the same encoding choice, and the water constraint shrinks this instance without shrinking that class. The agricultural case is a testbed that happens to be real, and the two findings bind at different scales, which is why the unconstrained comparison and the budget-feasible plan are reported separately rather than merged.</w:t>
+      </w:r>
+    </w:p>
+    <w:p>
+      <w:pPr>
         <w:spacing w:after="100"/>
       </w:pPr>
       <w:r>
@@ -3656,6 +4135,302 @@
     </w:p>
     <w:p>
       <w:pPr>
+        <w:spacing w:after="60"/>
+        <w:jc w:val="center"/>
+      </w:pPr>
+      <w:r>
+        <w:rPr>
+          <w:b/>
+          <w:i w:val="0"/>
+          <w:sz w:val="18"/>
+        </w:rPr>
+        <w:t>TABLE VI. Crop-mix similarity to the baseline plan, 50 seeds</w:t>
+      </w:r>
+    </w:p>
+    <w:tbl>
+      <w:tblPr>
+        <w:tblStyle w:val="TableGrid"/>
+        <w:tblW w:type="auto" w:w="0"/>
+        <w:jc w:val="center"/>
+        <w:tblLook w:firstColumn="1" w:firstRow="1" w:lastColumn="0" w:lastRow="0" w:noHBand="0" w:noVBand="1" w:val="04A0"/>
+      </w:tblPr>
+      <w:tblGrid>
+        <w:gridCol w:w="3216"/>
+        <w:gridCol w:w="3216"/>
+        <w:gridCol w:w="3216"/>
+      </w:tblGrid>
+      <w:tr>
+        <w:tc>
+          <w:tcPr>
+            <w:tcW w:type="dxa" w:w="3216"/>
+          </w:tcPr>
+          <w:p>
+            <w:r>
+              <w:rPr>
+                <w:b/>
+                <w:sz w:val="16"/>
+              </w:rPr>
+              <w:t>Scenario</w:t>
+            </w:r>
+          </w:p>
+        </w:tc>
+        <w:tc>
+          <w:tcPr>
+            <w:tcW w:type="dxa" w:w="3216"/>
+          </w:tcPr>
+          <w:p>
+            <w:r>
+              <w:rPr>
+                <w:b/>
+                <w:sz w:val="16"/>
+              </w:rPr>
+              <w:t>Profit (M$/yr)</w:t>
+            </w:r>
+          </w:p>
+        </w:tc>
+        <w:tc>
+          <w:tcPr>
+            <w:tcW w:type="dxa" w:w="3216"/>
+          </w:tcPr>
+          <w:p>
+            <w:r>
+              <w:rPr>
+                <w:b/>
+                <w:sz w:val="16"/>
+              </w:rPr>
+              <w:t>Mix similarity</w:t>
+            </w:r>
+          </w:p>
+        </w:tc>
+      </w:tr>
+      <w:tr>
+        <w:tc>
+          <w:tcPr>
+            <w:tcW w:type="dxa" w:w="3216"/>
+          </w:tcPr>
+          <w:p>
+            <w:r>
+              <w:rPr>
+                <w:b w:val="0"/>
+                <w:sz w:val="16"/>
+              </w:rPr>
+              <w:t>Seed control</w:t>
+            </w:r>
+          </w:p>
+        </w:tc>
+        <w:tc>
+          <w:tcPr>
+            <w:tcW w:type="dxa" w:w="3216"/>
+          </w:tcPr>
+          <w:p>
+            <w:r>
+              <w:rPr>
+                <w:b w:val="0"/>
+                <w:sz w:val="16"/>
+              </w:rPr>
+              <w:t>5.77</w:t>
+            </w:r>
+          </w:p>
+        </w:tc>
+        <w:tc>
+          <w:tcPr>
+            <w:tcW w:type="dxa" w:w="3216"/>
+          </w:tcPr>
+          <w:p>
+            <w:r>
+              <w:rPr>
+                <w:b w:val="0"/>
+                <w:sz w:val="16"/>
+              </w:rPr>
+              <w:t>94.6%</w:t>
+            </w:r>
+          </w:p>
+        </w:tc>
+      </w:tr>
+      <w:tr>
+        <w:tc>
+          <w:tcPr>
+            <w:tcW w:type="dxa" w:w="3216"/>
+          </w:tcPr>
+          <w:p>
+            <w:r>
+              <w:rPr>
+                <w:b w:val="0"/>
+                <w:sz w:val="16"/>
+              </w:rPr>
+              <w:t>LSTM prices / persistence</w:t>
+            </w:r>
+          </w:p>
+        </w:tc>
+        <w:tc>
+          <w:tcPr>
+            <w:tcW w:type="dxa" w:w="3216"/>
+          </w:tcPr>
+          <w:p>
+            <w:r>
+              <w:rPr>
+                <w:b w:val="0"/>
+                <w:sz w:val="16"/>
+              </w:rPr>
+              <w:t>6.05 / 5.82</w:t>
+            </w:r>
+          </w:p>
+        </w:tc>
+        <w:tc>
+          <w:tcPr>
+            <w:tcW w:type="dxa" w:w="3216"/>
+          </w:tcPr>
+          <w:p>
+            <w:r>
+              <w:rPr>
+                <w:b w:val="0"/>
+                <w:sz w:val="16"/>
+              </w:rPr>
+              <w:t>94.7 / 93.7%</w:t>
+            </w:r>
+          </w:p>
+        </w:tc>
+      </w:tr>
+      <w:tr>
+        <w:tc>
+          <w:tcPr>
+            <w:tcW w:type="dxa" w:w="3216"/>
+          </w:tcPr>
+          <w:p>
+            <w:r>
+              <w:rPr>
+                <w:b w:val="0"/>
+                <w:sz w:val="16"/>
+              </w:rPr>
+              <w:t>Uniform -15% / +15%</w:t>
+            </w:r>
+          </w:p>
+        </w:tc>
+        <w:tc>
+          <w:tcPr>
+            <w:tcW w:type="dxa" w:w="3216"/>
+          </w:tcPr>
+          <w:p>
+            <w:r>
+              <w:rPr>
+                <w:b w:val="0"/>
+                <w:sz w:val="16"/>
+              </w:rPr>
+              <w:t>3.63 / 8.06</w:t>
+            </w:r>
+          </w:p>
+        </w:tc>
+        <w:tc>
+          <w:tcPr>
+            <w:tcW w:type="dxa" w:w="3216"/>
+          </w:tcPr>
+          <w:p>
+            <w:r>
+              <w:rPr>
+                <w:b w:val="0"/>
+                <w:sz w:val="16"/>
+              </w:rPr>
+              <w:t>95.0 / 95.0%</w:t>
+            </w:r>
+          </w:p>
+        </w:tc>
+      </w:tr>
+      <w:tr>
+        <w:tc>
+          <w:tcPr>
+            <w:tcW w:type="dxa" w:w="3216"/>
+          </w:tcPr>
+          <w:p>
+            <w:r>
+              <w:rPr>
+                <w:b w:val="0"/>
+                <w:sz w:val="16"/>
+              </w:rPr>
+              <w:t>Uniform +30% / perish. +30%</w:t>
+            </w:r>
+          </w:p>
+        </w:tc>
+        <w:tc>
+          <w:tcPr>
+            <w:tcW w:type="dxa" w:w="3216"/>
+          </w:tcPr>
+          <w:p>
+            <w:r>
+              <w:rPr>
+                <w:b w:val="0"/>
+                <w:sz w:val="16"/>
+              </w:rPr>
+              <w:t>10.36 / 9.90</w:t>
+            </w:r>
+          </w:p>
+        </w:tc>
+        <w:tc>
+          <w:tcPr>
+            <w:tcW w:type="dxa" w:w="3216"/>
+          </w:tcPr>
+          <w:p>
+            <w:r>
+              <w:rPr>
+                <w:b w:val="0"/>
+                <w:sz w:val="16"/>
+              </w:rPr>
+              <w:t>93.3 / 94.8%</w:t>
+            </w:r>
+          </w:p>
+        </w:tc>
+      </w:tr>
+      <w:tr>
+        <w:tc>
+          <w:tcPr>
+            <w:tcW w:type="dxa" w:w="3216"/>
+          </w:tcPr>
+          <w:p>
+            <w:r>
+              <w:rPr>
+                <w:b w:val="0"/>
+                <w:sz w:val="16"/>
+              </w:rPr>
+              <w:t>Uniform -30% / perish. -30%</w:t>
+            </w:r>
+          </w:p>
+        </w:tc>
+        <w:tc>
+          <w:tcPr>
+            <w:tcW w:type="dxa" w:w="3216"/>
+          </w:tcPr>
+          <w:p>
+            <w:r>
+              <w:rPr>
+                <w:b w:val="0"/>
+                <w:sz w:val="16"/>
+              </w:rPr>
+              <w:t>1.72 / 2.61</w:t>
+            </w:r>
+          </w:p>
+        </w:tc>
+        <w:tc>
+          <w:tcPr>
+            <w:tcW w:type="dxa" w:w="3216"/>
+          </w:tcPr>
+          <w:p>
+            <w:r>
+              <w:rPr>
+                <w:b w:val="0"/>
+                <w:sz w:val="16"/>
+              </w:rPr>
+              <w:t>87.7 / 82.4%</w:t>
+            </w:r>
+          </w:p>
+        </w:tc>
+      </w:tr>
+    </w:tbl>
+    <w:p>
+      <w:pPr>
+        <w:spacing w:after="160"/>
+      </w:pPr>
+    </w:p>
+    <w:p>
+      <w:pPr>
         <w:spacing w:after="120"/>
         <w:ind w:firstLine="288"/>
         <w:jc w:val="both"/>
@@ -3664,7 +4439,7 @@
         <w:rPr>
           <w:sz w:val="20"/>
         </w:rPr>
-        <w:t>Every moderate scenario sits at that floor and is therefore indistinguishable from solver noise: 94.7% for the LSTM price vector, 93.7% for persistence, 95.0% for a uniform ±15% shift and 93.3% for +30%. Only a 30% price fall shifts the crop mix materially, to 87.7% for a uniform fall and 82.4% for perishables alone, moving land toward grapes, olives, oranges and fallow as profit drops to \1.72M and \2.61M. The asymmetry is economically sensible: a uniform rise scales revenues together and barely changes relative margins, whereas a fall pushes marginal crops below cost and forces reallocation toward low-cost perennials.</w:t>
+        <w:t>Every moderate scenario sits at that floor and is therefore indistinguishable from solver noise (Table robust). Only a 30% price fall shifts the crop mix materially, to 87.7% for a uniform fall and 82.4% for perishables alone, moving land toward grapes, olives, oranges and fallow as profit drops to \1.72M and \2.61M. The asymmetry is economically sensible: a uniform rise scales revenues together and barely changes relative margins, whereas a fall pushes marginal crops below cost and forces reallocation toward low-cost perennials.</w:t>
       </w:r>
     </w:p>
     <w:p>
@@ -3703,7 +4478,7 @@
         <w:rPr>
           <w:sz w:val="20"/>
         </w:rPr>
-        <w:t>Market size Dj is an assumption and the linear demand curve carries no meaning beyond Qj=2Dj. Climate is a single grid cell; the suitability model has almost no parcel-level resolution, for the reasons in Section results-A; phosphorus and potassium are sampled, not measured; SoilGrids values are model estimates; and yields are national series rescaled to regional open-field levels. The PCBS figure covers licensed wells only, excluding springs, purchased supply, wastewater reuse and unlicensed abstraction, so it is a lower bound and the budget-feasible plans are conservative. Reported profits are of decoded plans, so a solver leaving many blocks outside the valid subspace is scored after an implicit argmax repair. Wall-clock matching is enforced to 15%, not exactly, on a host that showed threefold timing variation. At 1,914 variables with ten 174-node cliques the instance exceeds the largest fully connected problem directly embeddable on current annealing hardware (K150 on Pegasus [28]), so this compares classical against quantum-inspired solvers, not quantum hardware.</w:t>
+        <w:t>Market size Dj is an assumption and the linear demand curve carries no meaning beyond Qj=2Dj, so every absolute profit reported here inherits that assumption. The encoding and solver comparisons do not: both encodings are built from the same instance, so a different Dj rescales all four arms together and leaves their ordering, and the percentage differences between them, intact. The agricultural magnitudes are a demonstration; the computational comparison does not rest on them. Climate is a single grid cell; the suitability model has almost no parcel-level resolution, for the reasons in Section results-A; phosphorus and potassium are sampled, not measured; SoilGrids values are model estimates; and yields are national series rescaled to regional open-field levels. The PCBS figure covers licensed wells only, excluding springs, purchased supply, wastewater reuse and unlicensed abstraction, so it is a lower bound and the budget-feasible plans are conservative. Reported profits are of decoded plans, so a solver leaving many blocks outside the valid subspace is scored after an implicit argmax repair. Wall-clock matching is enforced to 15%, not exactly, on a host that showed threefold timing variation. At 1,914 variables with ten 174-node cliques the instance exceeds the largest fully connected problem directly embeddable on current annealing hardware (K150 on Pegasus [28]), so this compares classical against quantum-inspired solvers, not quantum hardware.</w:t>
       </w:r>
     </w:p>
     <w:p>

--- a/agriq/paper/main.docx
+++ b/agriq/paper/main.docx
@@ -1249,19 +1249,6 @@
     </w:p>
     <w:p>
       <w:pPr>
-        <w:spacing w:after="120"/>
-        <w:ind w:firstLine="288"/>
-        <w:jc w:val="both"/>
-      </w:pPr>
-      <w:r>
-        <w:rPr>
-          <w:sz w:val="20"/>
-        </w:rPr>
-        <w:t>:method</w:t>
-      </w:r>
-    </w:p>
-    <w:p>
-      <w:pPr>
         <w:spacing w:after="100"/>
       </w:pPr>
       <w:r>
@@ -1283,20 +1270,7 @@
         <w:rPr>
           <w:sz w:val="20"/>
         </w:rPr>
-        <w:t>All inputs are public. Parcels are OpenStreetMap land-use polygons [18]: of 941 polygons in the Jenin window, 625 have centroids outside the West Bank, and the remainder are filtered to 0.1–100 ha, leaving 174 parcels covering 1,464 ha in the Palestinian-administered class of the UN OCHA Oslo layer [19]. Climate is NASA POWER [20] for 2015–2024 (Fig. map): 465 mm rainfall per year, 20.7^°C and 68.7% relative humidity. Jenin resolves as a single grid cell, so climate is identical across parcels and all parcel-level variation comes from soil and land use. Soil properties are SoilGrids 250 m estimates [21].</w:t>
-      </w:r>
-    </w:p>
-    <w:p>
-      <w:pPr>
-        <w:spacing w:after="120"/>
-        <w:ind w:firstLine="288"/>
-        <w:jc w:val="both"/>
-      </w:pPr>
-      <w:r>
-        <w:rPr>
-          <w:sz w:val="20"/>
-        </w:rPr>
-        <w:t>Producer prices are FAOSTAT [1] means for 2019–2023; we exclude 2024, when perishable prices rose 1.24–5.76× over 2023 while wheat (0.95×) and olives (1.10×) did not, consistent with a wartime supply shock rather than demand. Yields are FAOSTAT means for 2014–2022, rescaled to the PCBS open-field level for the northern West Bank [22]. Irrigation requirements follow FAO-56 [23]. Production cost is an assumption: a share of baseline gross revenue typical of the system type, held fixed when prices are perturbed. Table crops lists the parameters.</w:t>
+        <w:t>All parcel, climate, soil, price and yield inputs come from public sources. Parcels are OpenStreetMap land-use polygons [18]. Of 941 polygons, 316 have a centroid in the West Bank. These were classified with the OCHA administrative layer [19], restricted to the class under Palestinian administration, and filtered to 0.1–100 ha, leaving 174 parcels covering 1,464 ha (Fig. map).</w:t>
       </w:r>
     </w:p>
     <w:p>
@@ -1349,7 +1323,33 @@
           <w:i w:val="0"/>
           <w:sz w:val="18"/>
         </w:rPr>
-        <w:t>Fig. 1. The 174 study parcels; marker area is proportional to parcel size. Median parcel is 1.69 ha and mean 8.41 ha, so the instance is dominated by smallholdings with a few large blocks.</w:t>
+        <w:t>Fig. 1. The 174 study parcels in Jenin governorate.</w:t>
+      </w:r>
+    </w:p>
+    <w:p>
+      <w:pPr>
+        <w:spacing w:after="120"/>
+        <w:ind w:firstLine="288"/>
+        <w:jc w:val="both"/>
+      </w:pPr>
+      <w:r>
+        <w:rPr>
+          <w:sz w:val="20"/>
+        </w:rPr>
+        <w:t>Monthly NASA POWER data for 2015–2024 [20] give 465 mm of annual rainfall (90% in November–March), 20.7 ^°C and 68.7% relative humidity. The governorate is a single grid cell, so climate is the same for every parcel. Soil properties are SoilGrids 250 m estimates [21] for 149 of the parcels; the other 25 take the governorate mean.</w:t>
+      </w:r>
+    </w:p>
+    <w:p>
+      <w:pPr>
+        <w:spacing w:after="120"/>
+        <w:ind w:firstLine="288"/>
+        <w:jc w:val="both"/>
+      </w:pPr>
+      <w:r>
+        <w:rPr>
+          <w:sz w:val="20"/>
+        </w:rPr>
+        <w:t>Prices are FAOSTAT producer means for 2019–2023 [1]. The year 2024 was left out because perishable prices rose 1.24–5.76-fold over 2023 while wheat (0.95) and olives (1.10) did not, indicating a wartime supply shock. Yields are FAOSTAT means for 2014–2022. National vegetable yields include greenhouse production, so vegetables and maize were scaled jointly to a mean of 19.65 t/ha, the PCBS open-field level for the northern West Bank [22], and tree crops by the factor that brings olives to 1.43 t/ha. Net irrigation needs follow FAO-56 [23]. Production cost is an assumed fraction of baseline gross revenue for each production system, held fixed when prices vary (Table crops). The water budget is the 1.0 Mm³/yr of licensed agricultural abstraction reported by PCBS [24].</w:t>
       </w:r>
     </w:p>
     <w:p>
@@ -1363,7 +1363,7 @@
           <w:i w:val="0"/>
           <w:sz w:val="18"/>
         </w:rPr>
-        <w:t>TABLE II. Crop parameters</w:t>
+        <w:t>TABLE II. Parameters of the ten study crops</w:t>
       </w:r>
     </w:p>
     <w:tbl>
@@ -1391,7 +1391,6 @@
                 <w:b/>
                 <w:sz w:val="16"/>
               </w:rPr>
-              <w:t>Crop</w:t>
             </w:r>
           </w:p>
         </w:tc>
@@ -1405,7 +1404,7 @@
                 <w:b/>
                 <w:sz w:val="16"/>
               </w:rPr>
-              <w:t>Yield (t/ha)</w:t>
+              <w:t>Price</w:t>
             </w:r>
           </w:p>
         </w:tc>
@@ -1419,7 +1418,7 @@
                 <w:b/>
                 <w:sz w:val="16"/>
               </w:rPr>
-              <w:t>Price ($/t)</w:t>
+              <w:t>Yield</w:t>
             </w:r>
           </w:p>
         </w:tc>
@@ -1433,7 +1432,7 @@
                 <w:b/>
                 <w:sz w:val="16"/>
               </w:rPr>
-              <w:t>Water (m³/ha)</w:t>
+              <w:t>Net irrigation</w:t>
             </w:r>
           </w:p>
         </w:tc>
@@ -1447,7 +1446,7 @@
                 <w:b/>
                 <w:sz w:val="16"/>
               </w:rPr>
-              <w:t>Cost share</w:t>
+              <w:t>Cost</w:t>
             </w:r>
           </w:p>
         </w:tc>
@@ -1463,7 +1462,93 @@
                 <w:b w:val="0"/>
                 <w:sz w:val="16"/>
               </w:rPr>
-              <w:t>wheat</w:t>
+              <w:t>Crop</w:t>
+            </w:r>
+          </w:p>
+        </w:tc>
+        <w:tc>
+          <w:tcPr>
+            <w:tcW w:type="dxa" w:w="1930"/>
+          </w:tcPr>
+          <w:p>
+            <w:r>
+              <w:rPr>
+                <w:b w:val="0"/>
+                <w:sz w:val="16"/>
+              </w:rPr>
+              <w:t>(USD/t)</w:t>
+            </w:r>
+          </w:p>
+        </w:tc>
+        <w:tc>
+          <w:tcPr>
+            <w:tcW w:type="dxa" w:w="1930"/>
+          </w:tcPr>
+          <w:p>
+            <w:r>
+              <w:rPr>
+                <w:b w:val="0"/>
+                <w:sz w:val="16"/>
+              </w:rPr>
+              <w:t>(t/ha)</w:t>
+            </w:r>
+          </w:p>
+        </w:tc>
+        <w:tc>
+          <w:tcPr>
+            <w:tcW w:type="dxa" w:w="1930"/>
+          </w:tcPr>
+          <w:p>
+            <w:r>
+              <w:rPr>
+                <w:b w:val="0"/>
+                <w:sz w:val="16"/>
+              </w:rPr>
+              <w:t>(m³/ha)</w:t>
+            </w:r>
+          </w:p>
+        </w:tc>
+        <w:tc>
+          <w:tcPr>
+            <w:tcW w:type="dxa" w:w="1930"/>
+          </w:tcPr>
+          <w:p>
+            <w:r>
+              <w:rPr>
+                <w:b w:val="0"/>
+                <w:sz w:val="16"/>
+              </w:rPr>
+              <w:t>(% of revenue)</w:t>
+            </w:r>
+          </w:p>
+        </w:tc>
+      </w:tr>
+      <w:tr>
+        <w:tc>
+          <w:tcPr>
+            <w:tcW w:type="dxa" w:w="1930"/>
+          </w:tcPr>
+          <w:p>
+            <w:r>
+              <w:rPr>
+                <w:b w:val="0"/>
+                <w:sz w:val="16"/>
+              </w:rPr>
+              <w:t>Wheat</w:t>
+            </w:r>
+          </w:p>
+        </w:tc>
+        <w:tc>
+          <w:tcPr>
+            <w:tcW w:type="dxa" w:w="1930"/>
+          </w:tcPr>
+          <w:p>
+            <w:r>
+              <w:rPr>
+                <w:b w:val="0"/>
+                <w:sz w:val="16"/>
+              </w:rPr>
+              <w:t>568</w:t>
             </w:r>
           </w:p>
         </w:tc>
@@ -1491,20 +1576,6 @@
                 <w:b w:val="0"/>
                 <w:sz w:val="16"/>
               </w:rPr>
-              <w:t>568</w:t>
-            </w:r>
-          </w:p>
-        </w:tc>
-        <w:tc>
-          <w:tcPr>
-            <w:tcW w:type="dxa" w:w="1930"/>
-          </w:tcPr>
-          <w:p>
-            <w:r>
-              <w:rPr>
-                <w:b w:val="0"/>
-                <w:sz w:val="16"/>
-              </w:rPr>
               <w:t>500</w:t>
             </w:r>
           </w:p>
@@ -1519,7 +1590,7 @@
                 <w:b w:val="0"/>
                 <w:sz w:val="16"/>
               </w:rPr>
-              <w:t>0.65</w:t>
+              <w:t>65</w:t>
             </w:r>
           </w:p>
         </w:tc>
@@ -1535,7 +1606,93 @@
                 <w:b w:val="0"/>
                 <w:sz w:val="16"/>
               </w:rPr>
-              <w:t>potatoes</w:t>
+              <w:t>Maize</w:t>
+            </w:r>
+          </w:p>
+        </w:tc>
+        <w:tc>
+          <w:tcPr>
+            <w:tcW w:type="dxa" w:w="1930"/>
+          </w:tcPr>
+          <w:p>
+            <w:r>
+              <w:rPr>
+                <w:b w:val="0"/>
+                <w:sz w:val="16"/>
+              </w:rPr>
+              <w:t>572</w:t>
+            </w:r>
+          </w:p>
+        </w:tc>
+        <w:tc>
+          <w:tcPr>
+            <w:tcW w:type="dxa" w:w="1930"/>
+          </w:tcPr>
+          <w:p>
+            <w:r>
+              <w:rPr>
+                <w:b w:val="0"/>
+                <w:sz w:val="16"/>
+              </w:rPr>
+              <w:t>5.79</w:t>
+            </w:r>
+          </w:p>
+        </w:tc>
+        <w:tc>
+          <w:tcPr>
+            <w:tcW w:type="dxa" w:w="1930"/>
+          </w:tcPr>
+          <w:p>
+            <w:r>
+              <w:rPr>
+                <w:b w:val="0"/>
+                <w:sz w:val="16"/>
+              </w:rPr>
+              <w:t>5000</w:t>
+            </w:r>
+          </w:p>
+        </w:tc>
+        <w:tc>
+          <w:tcPr>
+            <w:tcW w:type="dxa" w:w="1930"/>
+          </w:tcPr>
+          <w:p>
+            <w:r>
+              <w:rPr>
+                <w:b w:val="0"/>
+                <w:sz w:val="16"/>
+              </w:rPr>
+              <w:t>65</w:t>
+            </w:r>
+          </w:p>
+        </w:tc>
+      </w:tr>
+      <w:tr>
+        <w:tc>
+          <w:tcPr>
+            <w:tcW w:type="dxa" w:w="1930"/>
+          </w:tcPr>
+          <w:p>
+            <w:r>
+              <w:rPr>
+                <w:b w:val="0"/>
+                <w:sz w:val="16"/>
+              </w:rPr>
+              <w:t>Potatoes</w:t>
+            </w:r>
+          </w:p>
+        </w:tc>
+        <w:tc>
+          <w:tcPr>
+            <w:tcW w:type="dxa" w:w="1930"/>
+          </w:tcPr>
+          <w:p>
+            <w:r>
+              <w:rPr>
+                <w:b w:val="0"/>
+                <w:sz w:val="16"/>
+              </w:rPr>
+              <w:t>488</w:t>
             </w:r>
           </w:p>
         </w:tc>
@@ -1563,20 +1720,6 @@
                 <w:b w:val="0"/>
                 <w:sz w:val="16"/>
               </w:rPr>
-              <w:t>488</w:t>
-            </w:r>
-          </w:p>
-        </w:tc>
-        <w:tc>
-          <w:tcPr>
-            <w:tcW w:type="dxa" w:w="1930"/>
-          </w:tcPr>
-          <w:p>
-            <w:r>
-              <w:rPr>
-                <w:b w:val="0"/>
-                <w:sz w:val="16"/>
-              </w:rPr>
               <w:t>4000</w:t>
             </w:r>
           </w:p>
@@ -1591,7 +1734,7 @@
                 <w:b w:val="0"/>
                 <w:sz w:val="16"/>
               </w:rPr>
-              <w:t>0.55</w:t>
+              <w:t>55</w:t>
             </w:r>
           </w:p>
         </w:tc>
@@ -1607,7 +1750,21 @@
                 <w:b w:val="0"/>
                 <w:sz w:val="16"/>
               </w:rPr>
-              <w:t>tomatoes</w:t>
+              <w:t>Tomatoes</w:t>
+            </w:r>
+          </w:p>
+        </w:tc>
+        <w:tc>
+          <w:tcPr>
+            <w:tcW w:type="dxa" w:w="1930"/>
+          </w:tcPr>
+          <w:p>
+            <w:r>
+              <w:rPr>
+                <w:b w:val="0"/>
+                <w:sz w:val="16"/>
+              </w:rPr>
+              <w:t>628</w:t>
             </w:r>
           </w:p>
         </w:tc>
@@ -1635,7 +1792,209 @@
                 <w:b w:val="0"/>
                 <w:sz w:val="16"/>
               </w:rPr>
-              <w:t>628</w:t>
+              <w:t>6000</w:t>
+            </w:r>
+          </w:p>
+        </w:tc>
+        <w:tc>
+          <w:tcPr>
+            <w:tcW w:type="dxa" w:w="1930"/>
+          </w:tcPr>
+          <w:p>
+            <w:r>
+              <w:rPr>
+                <w:b w:val="0"/>
+                <w:sz w:val="16"/>
+              </w:rPr>
+              <w:t>55</w:t>
+            </w:r>
+          </w:p>
+        </w:tc>
+      </w:tr>
+      <w:tr>
+        <w:tc>
+          <w:tcPr>
+            <w:tcW w:type="dxa" w:w="1930"/>
+          </w:tcPr>
+          <w:p>
+            <w:r>
+              <w:rPr>
+                <w:b w:val="0"/>
+                <w:sz w:val="16"/>
+              </w:rPr>
+              <w:t>Cucumbers</w:t>
+            </w:r>
+          </w:p>
+        </w:tc>
+        <w:tc>
+          <w:tcPr>
+            <w:tcW w:type="dxa" w:w="1930"/>
+          </w:tcPr>
+          <w:p>
+            <w:r>
+              <w:rPr>
+                <w:b w:val="0"/>
+                <w:sz w:val="16"/>
+              </w:rPr>
+              <w:t>614</w:t>
+            </w:r>
+          </w:p>
+        </w:tc>
+        <w:tc>
+          <w:tcPr>
+            <w:tcW w:type="dxa" w:w="1930"/>
+          </w:tcPr>
+          <w:p>
+            <w:r>
+              <w:rPr>
+                <w:b w:val="0"/>
+                <w:sz w:val="16"/>
+              </w:rPr>
+              <w:t>18.49</w:t>
+            </w:r>
+          </w:p>
+        </w:tc>
+        <w:tc>
+          <w:tcPr>
+            <w:tcW w:type="dxa" w:w="1930"/>
+          </w:tcPr>
+          <w:p>
+            <w:r>
+              <w:rPr>
+                <w:b w:val="0"/>
+                <w:sz w:val="16"/>
+              </w:rPr>
+              <w:t>4500</w:t>
+            </w:r>
+          </w:p>
+        </w:tc>
+        <w:tc>
+          <w:tcPr>
+            <w:tcW w:type="dxa" w:w="1930"/>
+          </w:tcPr>
+          <w:p>
+            <w:r>
+              <w:rPr>
+                <w:b w:val="0"/>
+                <w:sz w:val="16"/>
+              </w:rPr>
+              <w:t>55</w:t>
+            </w:r>
+          </w:p>
+        </w:tc>
+      </w:tr>
+      <w:tr>
+        <w:tc>
+          <w:tcPr>
+            <w:tcW w:type="dxa" w:w="1930"/>
+          </w:tcPr>
+          <w:p>
+            <w:r>
+              <w:rPr>
+                <w:b w:val="0"/>
+                <w:sz w:val="16"/>
+              </w:rPr>
+              <w:t>Onions</w:t>
+            </w:r>
+          </w:p>
+        </w:tc>
+        <w:tc>
+          <w:tcPr>
+            <w:tcW w:type="dxa" w:w="1930"/>
+          </w:tcPr>
+          <w:p>
+            <w:r>
+              <w:rPr>
+                <w:b w:val="0"/>
+                <w:sz w:val="16"/>
+              </w:rPr>
+              <w:t>526</w:t>
+            </w:r>
+          </w:p>
+        </w:tc>
+        <w:tc>
+          <w:tcPr>
+            <w:tcW w:type="dxa" w:w="1930"/>
+          </w:tcPr>
+          <w:p>
+            <w:r>
+              <w:rPr>
+                <w:b w:val="0"/>
+                <w:sz w:val="16"/>
+              </w:rPr>
+              <w:t>9.56</w:t>
+            </w:r>
+          </w:p>
+        </w:tc>
+        <w:tc>
+          <w:tcPr>
+            <w:tcW w:type="dxa" w:w="1930"/>
+          </w:tcPr>
+          <w:p>
+            <w:r>
+              <w:rPr>
+                <w:b w:val="0"/>
+                <w:sz w:val="16"/>
+              </w:rPr>
+              <w:t>3500</w:t>
+            </w:r>
+          </w:p>
+        </w:tc>
+        <w:tc>
+          <w:tcPr>
+            <w:tcW w:type="dxa" w:w="1930"/>
+          </w:tcPr>
+          <w:p>
+            <w:r>
+              <w:rPr>
+                <w:b w:val="0"/>
+                <w:sz w:val="16"/>
+              </w:rPr>
+              <w:t>55</w:t>
+            </w:r>
+          </w:p>
+        </w:tc>
+      </w:tr>
+      <w:tr>
+        <w:tc>
+          <w:tcPr>
+            <w:tcW w:type="dxa" w:w="1930"/>
+          </w:tcPr>
+          <w:p>
+            <w:r>
+              <w:rPr>
+                <w:b w:val="0"/>
+                <w:sz w:val="16"/>
+              </w:rPr>
+              <w:t>Eggplants</w:t>
+            </w:r>
+          </w:p>
+        </w:tc>
+        <w:tc>
+          <w:tcPr>
+            <w:tcW w:type="dxa" w:w="1930"/>
+          </w:tcPr>
+          <w:p>
+            <w:r>
+              <w:rPr>
+                <w:b w:val="0"/>
+                <w:sz w:val="16"/>
+              </w:rPr>
+              <w:t>459</w:t>
+            </w:r>
+          </w:p>
+        </w:tc>
+        <w:tc>
+          <w:tcPr>
+            <w:tcW w:type="dxa" w:w="1930"/>
+          </w:tcPr>
+          <w:p>
+            <w:r>
+              <w:rPr>
+                <w:b w:val="0"/>
+                <w:sz w:val="16"/>
+              </w:rPr>
+              <w:t>19.04</w:t>
             </w:r>
           </w:p>
         </w:tc>
@@ -1663,7 +2022,7 @@
                 <w:b w:val="0"/>
                 <w:sz w:val="16"/>
               </w:rPr>
-              <w:t>0.55</w:t>
+              <w:t>55</w:t>
             </w:r>
           </w:p>
         </w:tc>
@@ -1679,7 +2038,7 @@
                 <w:b w:val="0"/>
                 <w:sz w:val="16"/>
               </w:rPr>
-              <w:t>cucumbers</w:t>
+              <w:t>Olives</w:t>
             </w:r>
           </w:p>
         </w:tc>
@@ -1693,281 +2052,7 @@
                 <w:b w:val="0"/>
                 <w:sz w:val="16"/>
               </w:rPr>
-              <w:t>18.49</w:t>
-            </w:r>
-          </w:p>
-        </w:tc>
-        <w:tc>
-          <w:tcPr>
-            <w:tcW w:type="dxa" w:w="1930"/>
-          </w:tcPr>
-          <w:p>
-            <w:r>
-              <w:rPr>
-                <w:b w:val="0"/>
-                <w:sz w:val="16"/>
-              </w:rPr>
-              <w:t>614</w:t>
-            </w:r>
-          </w:p>
-        </w:tc>
-        <w:tc>
-          <w:tcPr>
-            <w:tcW w:type="dxa" w:w="1930"/>
-          </w:tcPr>
-          <w:p>
-            <w:r>
-              <w:rPr>
-                <w:b w:val="0"/>
-                <w:sz w:val="16"/>
-              </w:rPr>
-              <w:t>4500</w:t>
-            </w:r>
-          </w:p>
-        </w:tc>
-        <w:tc>
-          <w:tcPr>
-            <w:tcW w:type="dxa" w:w="1930"/>
-          </w:tcPr>
-          <w:p>
-            <w:r>
-              <w:rPr>
-                <w:b w:val="0"/>
-                <w:sz w:val="16"/>
-              </w:rPr>
-              <w:t>0.55</w:t>
-            </w:r>
-          </w:p>
-        </w:tc>
-      </w:tr>
-      <w:tr>
-        <w:tc>
-          <w:tcPr>
-            <w:tcW w:type="dxa" w:w="1930"/>
-          </w:tcPr>
-          <w:p>
-            <w:r>
-              <w:rPr>
-                <w:b w:val="0"/>
-                <w:sz w:val="16"/>
-              </w:rPr>
-              <w:t>onions</w:t>
-            </w:r>
-          </w:p>
-        </w:tc>
-        <w:tc>
-          <w:tcPr>
-            <w:tcW w:type="dxa" w:w="1930"/>
-          </w:tcPr>
-          <w:p>
-            <w:r>
-              <w:rPr>
-                <w:b w:val="0"/>
-                <w:sz w:val="16"/>
-              </w:rPr>
-              <w:t>9.56</w:t>
-            </w:r>
-          </w:p>
-        </w:tc>
-        <w:tc>
-          <w:tcPr>
-            <w:tcW w:type="dxa" w:w="1930"/>
-          </w:tcPr>
-          <w:p>
-            <w:r>
-              <w:rPr>
-                <w:b w:val="0"/>
-                <w:sz w:val="16"/>
-              </w:rPr>
-              <w:t>526</w:t>
-            </w:r>
-          </w:p>
-        </w:tc>
-        <w:tc>
-          <w:tcPr>
-            <w:tcW w:type="dxa" w:w="1930"/>
-          </w:tcPr>
-          <w:p>
-            <w:r>
-              <w:rPr>
-                <w:b w:val="0"/>
-                <w:sz w:val="16"/>
-              </w:rPr>
-              <w:t>3500</w:t>
-            </w:r>
-          </w:p>
-        </w:tc>
-        <w:tc>
-          <w:tcPr>
-            <w:tcW w:type="dxa" w:w="1930"/>
-          </w:tcPr>
-          <w:p>
-            <w:r>
-              <w:rPr>
-                <w:b w:val="0"/>
-                <w:sz w:val="16"/>
-              </w:rPr>
-              <w:t>0.55</w:t>
-            </w:r>
-          </w:p>
-        </w:tc>
-      </w:tr>
-      <w:tr>
-        <w:tc>
-          <w:tcPr>
-            <w:tcW w:type="dxa" w:w="1930"/>
-          </w:tcPr>
-          <w:p>
-            <w:r>
-              <w:rPr>
-                <w:b w:val="0"/>
-                <w:sz w:val="16"/>
-              </w:rPr>
-              <w:t>eggplants</w:t>
-            </w:r>
-          </w:p>
-        </w:tc>
-        <w:tc>
-          <w:tcPr>
-            <w:tcW w:type="dxa" w:w="1930"/>
-          </w:tcPr>
-          <w:p>
-            <w:r>
-              <w:rPr>
-                <w:b w:val="0"/>
-                <w:sz w:val="16"/>
-              </w:rPr>
-              <w:t>19.04</w:t>
-            </w:r>
-          </w:p>
-        </w:tc>
-        <w:tc>
-          <w:tcPr>
-            <w:tcW w:type="dxa" w:w="1930"/>
-          </w:tcPr>
-          <w:p>
-            <w:r>
-              <w:rPr>
-                <w:b w:val="0"/>
-                <w:sz w:val="16"/>
-              </w:rPr>
-              <w:t>459</w:t>
-            </w:r>
-          </w:p>
-        </w:tc>
-        <w:tc>
-          <w:tcPr>
-            <w:tcW w:type="dxa" w:w="1930"/>
-          </w:tcPr>
-          <w:p>
-            <w:r>
-              <w:rPr>
-                <w:b w:val="0"/>
-                <w:sz w:val="16"/>
-              </w:rPr>
-              <w:t>6000</w:t>
-            </w:r>
-          </w:p>
-        </w:tc>
-        <w:tc>
-          <w:tcPr>
-            <w:tcW w:type="dxa" w:w="1930"/>
-          </w:tcPr>
-          <w:p>
-            <w:r>
-              <w:rPr>
-                <w:b w:val="0"/>
-                <w:sz w:val="16"/>
-              </w:rPr>
-              <w:t>0.55</w:t>
-            </w:r>
-          </w:p>
-        </w:tc>
-      </w:tr>
-      <w:tr>
-        <w:tc>
-          <w:tcPr>
-            <w:tcW w:type="dxa" w:w="1930"/>
-          </w:tcPr>
-          <w:p>
-            <w:r>
-              <w:rPr>
-                <w:b w:val="0"/>
-                <w:sz w:val="16"/>
-              </w:rPr>
-              <w:t>maize</w:t>
-            </w:r>
-          </w:p>
-        </w:tc>
-        <w:tc>
-          <w:tcPr>
-            <w:tcW w:type="dxa" w:w="1930"/>
-          </w:tcPr>
-          <w:p>
-            <w:r>
-              <w:rPr>
-                <w:b w:val="0"/>
-                <w:sz w:val="16"/>
-              </w:rPr>
-              <w:t>5.79</w:t>
-            </w:r>
-          </w:p>
-        </w:tc>
-        <w:tc>
-          <w:tcPr>
-            <w:tcW w:type="dxa" w:w="1930"/>
-          </w:tcPr>
-          <w:p>
-            <w:r>
-              <w:rPr>
-                <w:b w:val="0"/>
-                <w:sz w:val="16"/>
-              </w:rPr>
-              <w:t>572</w:t>
-            </w:r>
-          </w:p>
-        </w:tc>
-        <w:tc>
-          <w:tcPr>
-            <w:tcW w:type="dxa" w:w="1930"/>
-          </w:tcPr>
-          <w:p>
-            <w:r>
-              <w:rPr>
-                <w:b w:val="0"/>
-                <w:sz w:val="16"/>
-              </w:rPr>
-              <w:t>5000</w:t>
-            </w:r>
-          </w:p>
-        </w:tc>
-        <w:tc>
-          <w:tcPr>
-            <w:tcW w:type="dxa" w:w="1930"/>
-          </w:tcPr>
-          <w:p>
-            <w:r>
-              <w:rPr>
-                <w:b w:val="0"/>
-                <w:sz w:val="16"/>
-              </w:rPr>
-              <w:t>0.65</w:t>
-            </w:r>
-          </w:p>
-        </w:tc>
-      </w:tr>
-      <w:tr>
-        <w:tc>
-          <w:tcPr>
-            <w:tcW w:type="dxa" w:w="1930"/>
-          </w:tcPr>
-          <w:p>
-            <w:r>
-              <w:rPr>
-                <w:b w:val="0"/>
-                <w:sz w:val="16"/>
-              </w:rPr>
-              <w:t>olives</w:t>
+              <w:t>1752</w:t>
             </w:r>
           </w:p>
         </w:tc>
@@ -1995,20 +2080,6 @@
                 <w:b w:val="0"/>
                 <w:sz w:val="16"/>
               </w:rPr>
-              <w:t>1752</w:t>
-            </w:r>
-          </w:p>
-        </w:tc>
-        <w:tc>
-          <w:tcPr>
-            <w:tcW w:type="dxa" w:w="1930"/>
-          </w:tcPr>
-          <w:p>
-            <w:r>
-              <w:rPr>
-                <w:b w:val="0"/>
-                <w:sz w:val="16"/>
-              </w:rPr>
               <w:t>1500</w:t>
             </w:r>
           </w:p>
@@ -2023,7 +2094,7 @@
                 <w:b w:val="0"/>
                 <w:sz w:val="16"/>
               </w:rPr>
-              <w:t>0.40</w:t>
+              <w:t>40</w:t>
             </w:r>
           </w:p>
         </w:tc>
@@ -2039,7 +2110,21 @@
                 <w:b w:val="0"/>
                 <w:sz w:val="16"/>
               </w:rPr>
-              <w:t>grapes</w:t>
+              <w:t>Grapes</w:t>
+            </w:r>
+          </w:p>
+        </w:tc>
+        <w:tc>
+          <w:tcPr>
+            <w:tcW w:type="dxa" w:w="1930"/>
+          </w:tcPr>
+          <w:p>
+            <w:r>
+              <w:rPr>
+                <w:b w:val="0"/>
+                <w:sz w:val="16"/>
+              </w:rPr>
+              <w:t>987</w:t>
             </w:r>
           </w:p>
         </w:tc>
@@ -2067,20 +2152,6 @@
                 <w:b w:val="0"/>
                 <w:sz w:val="16"/>
               </w:rPr>
-              <w:t>987</w:t>
-            </w:r>
-          </w:p>
-        </w:tc>
-        <w:tc>
-          <w:tcPr>
-            <w:tcW w:type="dxa" w:w="1930"/>
-          </w:tcPr>
-          <w:p>
-            <w:r>
-              <w:rPr>
-                <w:b w:val="0"/>
-                <w:sz w:val="16"/>
-              </w:rPr>
               <w:t>3000</w:t>
             </w:r>
           </w:p>
@@ -2095,7 +2166,7 @@
                 <w:b w:val="0"/>
                 <w:sz w:val="16"/>
               </w:rPr>
-              <w:t>0.40</w:t>
+              <w:t>40</w:t>
             </w:r>
           </w:p>
         </w:tc>
@@ -2111,7 +2182,21 @@
                 <w:b w:val="0"/>
                 <w:sz w:val="16"/>
               </w:rPr>
-              <w:t>oranges</w:t>
+              <w:t>Oranges</w:t>
+            </w:r>
+          </w:p>
+        </w:tc>
+        <w:tc>
+          <w:tcPr>
+            <w:tcW w:type="dxa" w:w="1930"/>
+          </w:tcPr>
+          <w:p>
+            <w:r>
+              <w:rPr>
+                <w:b w:val="0"/>
+                <w:sz w:val="16"/>
+              </w:rPr>
+              <w:t>601</w:t>
             </w:r>
           </w:p>
         </w:tc>
@@ -2139,20 +2224,6 @@
                 <w:b w:val="0"/>
                 <w:sz w:val="16"/>
               </w:rPr>
-              <w:t>601</w:t>
-            </w:r>
-          </w:p>
-        </w:tc>
-        <w:tc>
-          <w:tcPr>
-            <w:tcW w:type="dxa" w:w="1930"/>
-          </w:tcPr>
-          <w:p>
-            <w:r>
-              <w:rPr>
-                <w:b w:val="0"/>
-                <w:sz w:val="16"/>
-              </w:rPr>
               <w:t>7000</w:t>
             </w:r>
           </w:p>
@@ -2167,7 +2238,7 @@
                 <w:b w:val="0"/>
                 <w:sz w:val="16"/>
               </w:rPr>
-              <w:t>0.40</w:t>
+              <w:t>40</w:t>
             </w:r>
           </w:p>
         </w:tc>
@@ -2201,7 +2272,7 @@
         <w:rPr>
           <w:sz w:val="20"/>
         </w:rPr>
-        <w:t>A Random Forest of 300 trees [10] is trained on 2,900 rows over 29 classes: 1,900 real observations covering 19 crops from a public dataset [24], plus 1,000 rows for the ten study crops generated from FAO EcoCrop envelopes [25]. Real and synthetic rows are scored separately and never pooled. Suitability is</w:t>
+        <w:t>A 300-tree Random Forest [10] was trained on N, P, K, temperature, humidity, pH and rainfall. The real data are 1,900 labelled samples over 19 crops from a public dataset [25], after its maize, grape and orange rows were removed. A further 1,000 synthetic samples, generated from FAO EcoCrop envelopes [26], label all ten study crops. The two sources are evaluated separately. For crop j on parcel i,</w:t>
       </w:r>
     </w:p>
     <w:p>
@@ -2215,7 +2286,7 @@
           <w:i/>
           <w:sz w:val="20"/>
         </w:rPr>
-        <w:t>sij=RFj() φ(ℓi,j),</w:t>
+        <w:t>sij = RFj() φ(ℓi, j), :suit</w:t>
       </w:r>
     </w:p>
     <w:p>
@@ -2228,7 +2299,7 @@
         <w:rPr>
           <w:sz w:val="20"/>
         </w:rPr>
-        <w:t>where RFj is the predicted probability of crop j and φ is a land-use factor from the OSM class ℓi. Each crop is scored under its own water regime: the model receives rainfall plus that crop's irrigation allotment, since the optimiser purchases irrigation for these crops and scoring them on rainfall alone penalises them for water the plan already buys. Phosphorus and potassium have no parcel-level source and are sampled over published ranges across 200 Monte-Carlo draws. A parcel–crop pair counts as unsuitable if it falls in the bottom 20% of that crop's suitability across parcels.</w:t>
+        <w:t>where holds the parcel's soil and climate with the rainfall feature set to annual rainfall plus the irrigation of crop j, RFj is the unnormalised class probability, and φ weights the OSM class ℓi: 0.9 for tree crops and 0.3 for annuals on orchards and vineyards, and 0.9 for annuals and 0.35 for tree crops elsewhere. P and K have no parcel-level source and were drawn from published ranges in 200 Monte Carlo samples, giving sij a mean standard deviation of 0.025. Available N is an assumed 2% of SoilGrids total N. A pair is unsuitable if its probability is zero or fewer than 20% of parcels score at or below it for crop j; with heavy ties, this marks 96 of 1,740 pairs.</w:t>
       </w:r>
     </w:p>
     <w:p>
@@ -2254,7 +2325,7 @@
         <w:rPr>
           <w:sz w:val="20"/>
         </w:rPr>
-        <w:t>Let xij\0,1\ indicate that parcel i grows crop j (j=0 is fallow), with production qij=aiyj and total Qj=. The allocation maximises</w:t>
+        <w:t>The binary xij equals 1 when parcel i grows crop j, with j=0 for fallow. With parcel area ai and yield yj, supply is Qj = ai yj xij, and the plan maximises</w:t>
       </w:r>
     </w:p>
     <w:p>
@@ -2268,7 +2339,7 @@
           <w:i/>
           <w:sz w:val="20"/>
         </w:rPr>
-        <w:t>(pjQj-βjQj²)-,jcjaixij -λ,jwjaixij,</w:t>
+        <w:t>( pj Qj - βj Qj² ) - ,j ( cj + λ wj ) ai xij, :objective</w:t>
       </w:r>
     </w:p>
     <w:p>
@@ -2281,7 +2352,7 @@
         <w:rPr>
           <w:sz w:val="20"/>
         </w:rPr>
-        <w:t>where βj=pj/(2Dj) gives a linear inverse-demand curve whose marginal revenue falls to zero at Qj=Dj. No crop-level demand data exist for Jenin, so market size is an assumption, Dj=0.6 A yj with A the study area. Irrigation is charged at λ \/m³ (λ=0.15 unless swept); pricing water rather than capping it avoids the large slack penalties a cap requires, which in an earlier formulation drowned the profit signal. Two penalties remain, each of weight M=0.5$ against the objective normalised by its largest linear coefficient: one crop per parcel, and unsuitable pairs. Reported profit excludes the internal water charge, so water use is reported alongside it throughout.</w:t>
+        <w:t>where pj is the price, cj the cost and wj the net irrigation per hectare, and λ = 0.15 USD/m³ unless swept. With βj = pj/(2Dj), price falls linearly with supply and crop revenue peaks at Qj = Dj. The Qj² term couples all parcels sharing a crop into ten 174-node cliques. No crop-level demand data exist for Jenin, so market size is an assumption, Dj = 0.6 A yj with A the total study area, kept fixed across counterfactuals. For the solvers, the negated objective is divided by its largest linear coefficient, and penalties of weight M = 0.5 are added for parcels without exactly one crop and for unsuitable pairs. Profit is recomputed in USD from each decoded plan, without the water charge.</w:t>
       </w:r>
     </w:p>
     <w:p>
@@ -2294,7 +2365,7 @@
           <w:i/>
           <w:sz w:val="20"/>
         </w:rPr>
-        <w:t>Encodings, Solvers and Protocol</w:t>
+        <w:t>Encodings and Solvers</w:t>
       </w:r>
     </w:p>
     <w:p>
@@ -2307,7 +2378,7 @@
         <w:rPr>
           <w:sz w:val="20"/>
         </w:rPr>
-        <w:t>One-hot uses C=11 binaries per parcel with penalty M(-1)², giving 1,914 variables. The penalty couples every pair of binaries within a parcel, and invalid assignments remain reachable. Domain-wall [9] uses C-1=10 binaries per parcel constrained to be non-increasing, xij=dij-di,j+1, giving 1,740 variables. It replaces the dense per-parcel penalty with a chain of nearest-neighbour ordering terms of weight Mwall; non-monotone chains remain reachable and are penalised, not forbidden. The suitability penalty is retained in both.</w:t>
+        <w:t>One-hot encoding uses C = 11 binaries per parcel with the penalty M( xij - 1)², giving 1,914 variables; parcels with zero or several crops remain reachable. Domain-wall encoding [9] uses C-1 = 10 binaries dij per parcel, kept non-increasing in j by an ordering penalty of weight Mwall, and reads xij = dij - di,j+1 with di0 = 1 and diC = 0 (1,740 variables). It replaces the one-crop penalty with this ordering penalty and retains the suitability penalty, so the two encodings pose the same allocation problem but not the same penalty landscape; Section results measures how much that distinction costs. Decoding takes a one-hot block's lowest-indexed active option (fallow if none) and reads a domain-wall chain up to its first zero; invalid parcels are counted before decoding. The main benchmark uses Mwall = 1; Section results also sweeps Mwall \0.25, 0.5, 1, 2, 4\.</w:t>
       </w:r>
     </w:p>
     <w:p>
@@ -2320,7 +2391,7 @@
         <w:rPr>
           <w:sz w:val="20"/>
         </w:rPr>
-        <w:t>Simulated annealing (SA) [7] flips single bits with incremental O(n) energy updates and geometric cooling. The incremental update matters for fairness: a naive O(n²) implementation would turn a wall-clock comparison into a measure of implementation quality. Discrete simulated bifurcation (dSB) [6] evolves positions and momenta</w:t>
+        <w:t>SA [7] flips single bits with O(n) incremental energy updates and cools geometrically from T0 = 0.5 meani |Qik| to 10⁻⁴T0. dSB [6] evolves positions xi and momenta yi as</w:t>
       </w:r>
     </w:p>
     <w:p>
@@ -2334,7 +2405,7 @@
           <w:i/>
           <w:sz w:val="20"/>
         </w:rPr>
-        <w:t>y=-(a0-p(t))x-c0(J sgn(x)+h), x=a0y,</w:t>
+        <w:t>&amp;= -(a0 - p(t)) xi - c0 ( Jik sgn(xk) + hi ),\\ &amp;= a0 yi, :dsb</w:t>
       </w:r>
     </w:p>
     <w:p>
@@ -2347,7 +2418,7 @@
         <w:rPr>
           <w:sz w:val="20"/>
         </w:rPr>
-        <w:t>with inelastic walls at |x|=1, linear pump p(t) and time step 0.25. Greedy assigns each parcel its highest-margin suitable crop, ignoring market coupling.</w:t>
+        <w:t>where J and h are the Ising couplings and fields, with inelastic walls at |xi| = 1, a0 = 1, a linearly rising pump p(t), step 0.25 and c0 = 0.5/( σJ). Both solvers return the lowest-energy state visited; dSB evaluates its sign state every 50 steps and at the end. Greedy gives each parcel its highest-margin suitable crop, ignoring market coupling. The Budget column of Table bench reports profit after fallowing parcels of every plan, greedy included, in ascending margin per m³ until the water budget is met; other profits precede this repair.</w:t>
       </w:r>
     </w:p>
     <w:p>
@@ -2360,20 +2431,7 @@
         <w:rPr>
           <w:sz w:val="20"/>
         </w:rPr>
-        <w:t>A solver's bit string is decoded to an assignment before evaluation: within each one-hot block the highest bit is taken, and in domain-wall the position of the descent is read. Blocks outside the encoding's valid subspace therefore still yield a feasible plan, and reported profits are of these decoded plans. “Invalid” counts parcels whose block lies outside that subspace: for one-hot, not exactly one bit set; for domain-wall, a non-monotone chain.</w:t>
-      </w:r>
-    </w:p>
-    <w:p>
-      <w:pPr>
-        <w:spacing w:after="120"/>
-        <w:ind w:firstLine="288"/>
-        <w:jc w:val="both"/>
-      </w:pPr>
-      <w:r>
-        <w:rPr>
-          <w:sz w:val="20"/>
-        </w:rPr>
-        <w:t>Following benchmarking practice for stochastic solvers [26], all configurations receive the same wall-clock budget of 2.5 s per run. Step and sweep counts are calibrated to that budget, the arms are then run, and the achieved median across the 20 seeds is checked against it; an arm more than 12% off is recalibrated from its own achieved median and re-run. This is necessary rather than cautious: the same 1,000-step dSB run measured 3.10 s, 2.50 s and 1.11 s on one host within a single session, and an earlier protocol that calibrated once gave one encoding 3.2× the compute of the other. Results are not written unless all four arms land within 15% of the budget. Differences are tested with two-sided Mann–Whitney U tests, the seeds being independent.</w:t>
+        <w:t>Protocol. Following benchmarking practice for stochastic solvers [27], each arm received a fixed wall-clock budget of 2.5 s per run, which corresponds to 2,934 and 4,313 dSB steps and 270 and 249 SA sweeps on the one-hot and domain-wall matrices. Arms whose median time deviated by over 12% were re-run, and results were rejected beyond 15%. Each arm used 20 independent seeds, compared by two-sided Mann–Whitney U tests.</w:t>
       </w:r>
     </w:p>
     <w:p>
@@ -4065,7 +4123,7 @@
         <w:rPr>
           <w:sz w:val="20"/>
         </w:rPr>
-        <w:t>PCBS reports 1.0 Mm³/yr of agricultural abstraction from licensed Palestinian wells in Jenin governorate, against 5.0 Mm³ domestic and 6.0 Mm³ total [27]. Every plan in Table bench uses 2.3–9.0 Mm³, so the licensed allocation binds hard.</w:t>
+        <w:t>PCBS reports 1.0 Mm³/yr of agricultural abstraction from licensed Palestinian wells in Jenin governorate, against 5.0 Mm³ domestic and 6.0 Mm³ total [24]. Every plan in Table bench uses 2.3–9.0 Mm³, so the licensed allocation binds hard.</w:t>
       </w:r>
     </w:p>
     <w:p>
@@ -4818,7 +4876,7 @@
         <w:rPr>
           <w:sz w:val="16"/>
         </w:rPr>
-        <w:t>[24] A. Ingle, “Crop Recommendation Dataset,” 2020, https://www.kaggle.com/datasets/atharvaingle/crop-recommendation-dataset.</w:t>
+        <w:t>[24] Palestinian Central Bureau of Statistics, “Palestinian water wells and annual pumping quantity by governorate and type of use, 2018,” 2019, source: Palestinian Water Authority. https://www.pcbs.gov.ps/Portals/_Rainbow/Documents/water-E5-2018.html.</w:t>
       </w:r>
     </w:p>
     <w:p>
@@ -4830,7 +4888,7 @@
         <w:rPr>
           <w:sz w:val="16"/>
         </w:rPr>
-        <w:t>[25] Food and Agriculture Organization, “EcoCrop: a global crop environmental requirements database,” FAO Land and Water Division, 2021, https://gaez.fao.org/pages/ecocrop.</w:t>
+        <w:t>[25] A. Ingle, “Crop Recommendation Dataset,” 2020, https://www.kaggle.com/datasets/atharvaingle/crop-recommendation-dataset.</w:t>
       </w:r>
     </w:p>
     <w:p>
@@ -4842,7 +4900,7 @@
         <w:rPr>
           <w:sz w:val="16"/>
         </w:rPr>
-        <w:t>[26] V. Beiranvand, W. Hare, and Y. Lucet, “Best practices for comparing optimization algorithms,” Optimization and Engineering, vol. 18, no. 4, pp. 815–848, 2017.</w:t>
+        <w:t>[26] Food and Agriculture Organization, “EcoCrop: a global crop environmental requirements database,” FAO Land and Water Division, 2021, https://gaez.fao.org/pages/ecocrop.</w:t>
       </w:r>
     </w:p>
     <w:p>
@@ -4854,7 +4912,7 @@
         <w:rPr>
           <w:sz w:val="16"/>
         </w:rPr>
-        <w:t>[27] Palestinian Central Bureau of Statistics, “Palestinian water wells and annual pumping quantity by governorate and type of use, 2018,” 2019, source: Palestinian Water Authority. https://www.pcbs.gov.ps/Portals/_Rainbow/Documents/water-E5-2018.html.</w:t>
+        <w:t>[27] V. Beiranvand, W. Hare, and Y. Lucet, “Best practices for comparing optimization algorithms,” Optimization and Engineering, vol. 18, no. 4, pp. 815–848, 2017.</w:t>
       </w:r>
     </w:p>
     <w:p>

--- a/agriq/paper/main.docx
+++ b/agriq/paper/main.docx
@@ -27,7 +27,7 @@
           <w:i/>
           <w:sz w:val="20"/>
         </w:rPr>
-        <w:t>Anonymous Submission  |  NGIA-QC 2026 — Double-blind review</w:t>
+        <w:t>Ghaydaa Saify and Tala Alhendi  |  An-Najah National University, Nablus, Palestine</w:t>
       </w:r>
     </w:p>
     <w:p>
